--- a/survey_material/questions_user_study.docx
+++ b/survey_material/questions_user_study.docx
@@ -13,13 +13,7 @@
         <w:rPr>
           <w:lang w:val="en-US"/>
         </w:rPr>
-        <w:t xml:space="preserve">Questions &amp; Answer Options </w:t>
-      </w:r>
-      <w:r>
-        <w:rPr>
-          <w:lang w:val="en-US"/>
-        </w:rPr>
-        <w:t>User Study</w:t>
+        <w:t>Questions &amp; Answer Options User Study</w:t>
       </w:r>
     </w:p>
     <w:p>
@@ -43,26 +37,14 @@
           <w:ilvl w:val="0"/>
           <w:numId w:val="1"/>
         </w:numPr>
-        <w:rPr>
-          <w:lang w:val="en-CH"/>
-        </w:rPr>
-      </w:pPr>
-      <w:r>
-        <w:rPr>
-          <w:lang w:val="en-CH"/>
-        </w:rPr>
+      </w:pPr>
+      <w:r>
         <w:t>We care about the quality of our survey data. For us to get the most accurate measures of your opinions, it is important that you provide thoughtful answers to each question in this survey.</w:t>
       </w:r>
       <w:r>
-        <w:rPr>
-          <w:lang w:val="en-CH"/>
-        </w:rPr>
         <w:t xml:space="preserve"> </w:t>
       </w:r>
       <w:r>
-        <w:rPr>
-          <w:lang w:val="en-CH"/>
-        </w:rPr>
         <w:t>Do you commit to providing thoughtful answers to the questions in this survey?</w:t>
       </w:r>
     </w:p>
@@ -73,14 +55,8 @@
           <w:ilvl w:val="1"/>
           <w:numId w:val="1"/>
         </w:numPr>
-        <w:rPr>
-          <w:lang w:val="en-CH"/>
-        </w:rPr>
-      </w:pPr>
-      <w:r>
-        <w:rPr>
-          <w:lang w:val="en-CH"/>
-        </w:rPr>
+      </w:pPr>
+      <w:r>
         <w:t>I can't promise either way</w:t>
       </w:r>
     </w:p>
@@ -91,14 +67,8 @@
           <w:ilvl w:val="1"/>
           <w:numId w:val="1"/>
         </w:numPr>
-        <w:rPr>
-          <w:lang w:val="en-CH"/>
-        </w:rPr>
-      </w:pPr>
-      <w:r>
-        <w:rPr>
-          <w:lang w:val="en-CH"/>
-        </w:rPr>
+      </w:pPr>
+      <w:r>
         <w:t>Yes, I will</w:t>
       </w:r>
     </w:p>
@@ -109,14 +79,8 @@
           <w:ilvl w:val="1"/>
           <w:numId w:val="1"/>
         </w:numPr>
-        <w:rPr>
-          <w:lang w:val="en-CH"/>
-        </w:rPr>
-      </w:pPr>
-      <w:r>
-        <w:rPr>
-          <w:lang w:val="en-CH"/>
-        </w:rPr>
+      </w:pPr>
+      <w:r>
         <w:t>No, I will not</w:t>
       </w:r>
     </w:p>
@@ -1524,10 +1488,7 @@
         <w:footnoteReference w:id="1"/>
       </w:r>
       <w:r>
-        <w:t xml:space="preserve">, </w:t>
-      </w:r>
-      <w:r>
-        <w:t>CFIP</w:t>
+        <w:t>, CFIP</w:t>
       </w:r>
       <w:r>
         <w:rPr>
@@ -1536,10 +1497,7 @@
         <w:footnoteReference w:id="2"/>
       </w:r>
       <w:r>
-        <w:t xml:space="preserve">, and </w:t>
-      </w:r>
-      <w:r>
-        <w:t>IUIPC</w:t>
+        <w:t>, and IUIPC</w:t>
       </w:r>
       <w:r>
         <w:rPr>
@@ -1555,14 +1513,8 @@
           <w:ilvl w:val="0"/>
           <w:numId w:val="1"/>
         </w:numPr>
-        <w:rPr>
-          <w:lang w:val="en-CH"/>
-        </w:rPr>
-      </w:pPr>
-      <w:r>
-        <w:rPr>
-          <w:lang w:val="en-CH"/>
-        </w:rPr>
+      </w:pPr>
+      <w:r>
         <w:t>Consumer online privacy is really a matter of consumers’ right to exercise control and autonomy over decisions about how their information is collected, used, and shared.</w:t>
       </w:r>
     </w:p>
@@ -1573,26 +1525,14 @@
           <w:ilvl w:val="1"/>
           <w:numId w:val="1"/>
         </w:numPr>
-        <w:rPr>
-          <w:lang w:val="en-CH"/>
-        </w:rPr>
-      </w:pPr>
-      <w:r>
-        <w:rPr>
-          <w:lang w:val="en-CH"/>
-        </w:rPr>
+      </w:pPr>
+      <w:r>
         <w:t xml:space="preserve">Strongly </w:t>
       </w:r>
       <w:r>
-        <w:rPr>
-          <w:lang w:val="en-CH"/>
-        </w:rPr>
         <w:t>d</w:t>
       </w:r>
       <w:r>
-        <w:rPr>
-          <w:lang w:val="en-CH"/>
-        </w:rPr>
         <w:t>isagree</w:t>
       </w:r>
     </w:p>
@@ -1603,14 +1543,8 @@
           <w:ilvl w:val="1"/>
           <w:numId w:val="1"/>
         </w:numPr>
-        <w:rPr>
-          <w:lang w:val="en-CH"/>
-        </w:rPr>
-      </w:pPr>
-      <w:r>
-        <w:rPr>
-          <w:lang w:val="en-CH"/>
-        </w:rPr>
+      </w:pPr>
+      <w:r>
         <w:t>Disagree</w:t>
       </w:r>
     </w:p>
@@ -1621,26 +1555,14 @@
           <w:ilvl w:val="1"/>
           <w:numId w:val="1"/>
         </w:numPr>
-        <w:rPr>
-          <w:lang w:val="en-CH"/>
-        </w:rPr>
-      </w:pPr>
-      <w:r>
-        <w:rPr>
-          <w:lang w:val="en-CH"/>
-        </w:rPr>
+      </w:pPr>
+      <w:r>
         <w:t xml:space="preserve">Somewhat </w:t>
       </w:r>
       <w:r>
-        <w:rPr>
-          <w:lang w:val="en-CH"/>
-        </w:rPr>
         <w:t>d</w:t>
       </w:r>
       <w:r>
-        <w:rPr>
-          <w:lang w:val="en-CH"/>
-        </w:rPr>
         <w:t>isagree</w:t>
       </w:r>
     </w:p>
@@ -1651,26 +1573,14 @@
           <w:ilvl w:val="1"/>
           <w:numId w:val="1"/>
         </w:numPr>
-        <w:rPr>
-          <w:lang w:val="en-CH"/>
-        </w:rPr>
-      </w:pPr>
-      <w:r>
-        <w:rPr>
-          <w:lang w:val="en-CH"/>
-        </w:rPr>
+      </w:pPr>
+      <w:r>
         <w:t xml:space="preserve">Somewhat </w:t>
       </w:r>
       <w:r>
-        <w:rPr>
-          <w:lang w:val="en-CH"/>
-        </w:rPr>
         <w:t>a</w:t>
       </w:r>
       <w:r>
-        <w:rPr>
-          <w:lang w:val="en-CH"/>
-        </w:rPr>
         <w:t>gree</w:t>
       </w:r>
     </w:p>
@@ -1681,14 +1591,8 @@
           <w:ilvl w:val="1"/>
           <w:numId w:val="1"/>
         </w:numPr>
-        <w:rPr>
-          <w:lang w:val="en-CH"/>
-        </w:rPr>
-      </w:pPr>
-      <w:r>
-        <w:rPr>
-          <w:lang w:val="en-CH"/>
-        </w:rPr>
+      </w:pPr>
+      <w:r>
         <w:t>Agree</w:t>
       </w:r>
     </w:p>
@@ -1699,26 +1603,14 @@
           <w:ilvl w:val="1"/>
           <w:numId w:val="1"/>
         </w:numPr>
-        <w:rPr>
-          <w:lang w:val="en-CH"/>
-        </w:rPr>
-      </w:pPr>
-      <w:r>
-        <w:rPr>
-          <w:lang w:val="en-CH"/>
-        </w:rPr>
+      </w:pPr>
+      <w:r>
         <w:t xml:space="preserve">Strongly </w:t>
       </w:r>
       <w:r>
-        <w:rPr>
-          <w:lang w:val="en-CH"/>
-        </w:rPr>
         <w:t>a</w:t>
       </w:r>
       <w:r>
-        <w:rPr>
-          <w:lang w:val="en-CH"/>
-        </w:rPr>
         <w:t>gree</w:t>
       </w:r>
     </w:p>
@@ -1729,14 +1621,8 @@
           <w:ilvl w:val="0"/>
           <w:numId w:val="1"/>
         </w:numPr>
-        <w:rPr>
-          <w:lang w:val="en-CH"/>
-        </w:rPr>
-      </w:pPr>
-      <w:r>
-        <w:rPr>
-          <w:lang w:val="en-CH"/>
-        </w:rPr>
+      </w:pPr>
+      <w:r>
         <w:t>Consumer control of personal information lies at the heart of consumer privacy.</w:t>
       </w:r>
     </w:p>
@@ -1747,26 +1633,14 @@
           <w:ilvl w:val="1"/>
           <w:numId w:val="1"/>
         </w:numPr>
-        <w:rPr>
-          <w:lang w:val="en-CH"/>
-        </w:rPr>
-      </w:pPr>
-      <w:r>
-        <w:rPr>
-          <w:lang w:val="en-CH"/>
-        </w:rPr>
+      </w:pPr>
+      <w:r>
         <w:t xml:space="preserve">Strongly </w:t>
       </w:r>
       <w:r>
-        <w:rPr>
-          <w:lang w:val="en-CH"/>
-        </w:rPr>
         <w:t>d</w:t>
       </w:r>
       <w:r>
-        <w:rPr>
-          <w:lang w:val="en-CH"/>
-        </w:rPr>
         <w:t>isagree</w:t>
       </w:r>
     </w:p>
@@ -1777,14 +1651,8 @@
           <w:ilvl w:val="1"/>
           <w:numId w:val="1"/>
         </w:numPr>
-        <w:rPr>
-          <w:lang w:val="en-CH"/>
-        </w:rPr>
-      </w:pPr>
-      <w:r>
-        <w:rPr>
-          <w:lang w:val="en-CH"/>
-        </w:rPr>
+      </w:pPr>
+      <w:r>
         <w:t>Disagree</w:t>
       </w:r>
     </w:p>
@@ -1795,26 +1663,14 @@
           <w:ilvl w:val="1"/>
           <w:numId w:val="1"/>
         </w:numPr>
-        <w:rPr>
-          <w:lang w:val="en-CH"/>
-        </w:rPr>
-      </w:pPr>
-      <w:r>
-        <w:rPr>
-          <w:lang w:val="en-CH"/>
-        </w:rPr>
+      </w:pPr>
+      <w:r>
         <w:t xml:space="preserve">Somewhat </w:t>
       </w:r>
       <w:r>
-        <w:rPr>
-          <w:lang w:val="en-CH"/>
-        </w:rPr>
         <w:t>d</w:t>
       </w:r>
       <w:r>
-        <w:rPr>
-          <w:lang w:val="en-CH"/>
-        </w:rPr>
         <w:t>isagree</w:t>
       </w:r>
     </w:p>
@@ -1825,26 +1681,14 @@
           <w:ilvl w:val="1"/>
           <w:numId w:val="1"/>
         </w:numPr>
-        <w:rPr>
-          <w:lang w:val="en-CH"/>
-        </w:rPr>
-      </w:pPr>
-      <w:r>
-        <w:rPr>
-          <w:lang w:val="en-CH"/>
-        </w:rPr>
+      </w:pPr>
+      <w:r>
         <w:t xml:space="preserve">Somewhat </w:t>
       </w:r>
       <w:r>
-        <w:rPr>
-          <w:lang w:val="en-CH"/>
-        </w:rPr>
         <w:t>a</w:t>
       </w:r>
       <w:r>
-        <w:rPr>
-          <w:lang w:val="en-CH"/>
-        </w:rPr>
         <w:t>gree</w:t>
       </w:r>
     </w:p>
@@ -1855,14 +1699,8 @@
           <w:ilvl w:val="1"/>
           <w:numId w:val="1"/>
         </w:numPr>
-        <w:rPr>
-          <w:lang w:val="en-CH"/>
-        </w:rPr>
-      </w:pPr>
-      <w:r>
-        <w:rPr>
-          <w:lang w:val="en-CH"/>
-        </w:rPr>
+      </w:pPr>
+      <w:r>
         <w:t>Agree</w:t>
       </w:r>
     </w:p>
@@ -1873,26 +1711,14 @@
           <w:ilvl w:val="1"/>
           <w:numId w:val="1"/>
         </w:numPr>
-        <w:rPr>
-          <w:lang w:val="en-CH"/>
-        </w:rPr>
-      </w:pPr>
-      <w:r>
-        <w:rPr>
-          <w:lang w:val="en-CH"/>
-        </w:rPr>
+      </w:pPr>
+      <w:r>
         <w:t xml:space="preserve">Strongly </w:t>
       </w:r>
       <w:r>
-        <w:rPr>
-          <w:lang w:val="en-CH"/>
-        </w:rPr>
         <w:t>a</w:t>
       </w:r>
       <w:r>
-        <w:rPr>
-          <w:lang w:val="en-CH"/>
-        </w:rPr>
         <w:t>gree</w:t>
       </w:r>
     </w:p>
@@ -1903,14 +1729,8 @@
           <w:ilvl w:val="0"/>
           <w:numId w:val="1"/>
         </w:numPr>
-        <w:rPr>
-          <w:lang w:val="en-CH"/>
-        </w:rPr>
-      </w:pPr>
-      <w:r>
-        <w:rPr>
-          <w:lang w:val="en-CH"/>
-        </w:rPr>
+      </w:pPr>
+      <w:r>
         <w:t>I believe that online privacy is invaded when control is lost or unwillingly reduced as a result of a marketing transaction.</w:t>
       </w:r>
     </w:p>
@@ -1921,26 +1741,14 @@
           <w:ilvl w:val="1"/>
           <w:numId w:val="1"/>
         </w:numPr>
-        <w:rPr>
-          <w:lang w:val="en-CH"/>
-        </w:rPr>
-      </w:pPr>
-      <w:r>
-        <w:rPr>
-          <w:lang w:val="en-CH"/>
-        </w:rPr>
+      </w:pPr>
+      <w:r>
         <w:t xml:space="preserve">Strongly </w:t>
       </w:r>
       <w:r>
-        <w:rPr>
-          <w:lang w:val="en-CH"/>
-        </w:rPr>
         <w:t>d</w:t>
       </w:r>
       <w:r>
-        <w:rPr>
-          <w:lang w:val="en-CH"/>
-        </w:rPr>
         <w:t>isagree</w:t>
       </w:r>
     </w:p>
@@ -1951,14 +1759,8 @@
           <w:ilvl w:val="1"/>
           <w:numId w:val="1"/>
         </w:numPr>
-        <w:rPr>
-          <w:lang w:val="en-CH"/>
-        </w:rPr>
-      </w:pPr>
-      <w:r>
-        <w:rPr>
-          <w:lang w:val="en-CH"/>
-        </w:rPr>
+      </w:pPr>
+      <w:r>
         <w:t>Disagree</w:t>
       </w:r>
     </w:p>
@@ -1969,26 +1771,14 @@
           <w:ilvl w:val="1"/>
           <w:numId w:val="1"/>
         </w:numPr>
-        <w:rPr>
-          <w:lang w:val="en-CH"/>
-        </w:rPr>
-      </w:pPr>
-      <w:r>
-        <w:rPr>
-          <w:lang w:val="en-CH"/>
-        </w:rPr>
+      </w:pPr>
+      <w:r>
         <w:t xml:space="preserve">Somewhat </w:t>
       </w:r>
       <w:r>
-        <w:rPr>
-          <w:lang w:val="en-CH"/>
-        </w:rPr>
         <w:t>d</w:t>
       </w:r>
       <w:r>
-        <w:rPr>
-          <w:lang w:val="en-CH"/>
-        </w:rPr>
         <w:t>isagree</w:t>
       </w:r>
     </w:p>
@@ -1999,26 +1789,14 @@
           <w:ilvl w:val="1"/>
           <w:numId w:val="1"/>
         </w:numPr>
-        <w:rPr>
-          <w:lang w:val="en-CH"/>
-        </w:rPr>
-      </w:pPr>
-      <w:r>
-        <w:rPr>
-          <w:lang w:val="en-CH"/>
-        </w:rPr>
+      </w:pPr>
+      <w:r>
         <w:t xml:space="preserve">Somewhat </w:t>
       </w:r>
       <w:r>
-        <w:rPr>
-          <w:lang w:val="en-CH"/>
-        </w:rPr>
         <w:t>a</w:t>
       </w:r>
       <w:r>
-        <w:rPr>
-          <w:lang w:val="en-CH"/>
-        </w:rPr>
         <w:t>gree</w:t>
       </w:r>
     </w:p>
@@ -2029,14 +1807,8 @@
           <w:ilvl w:val="1"/>
           <w:numId w:val="1"/>
         </w:numPr>
-        <w:rPr>
-          <w:lang w:val="en-CH"/>
-        </w:rPr>
-      </w:pPr>
-      <w:r>
-        <w:rPr>
-          <w:lang w:val="en-CH"/>
-        </w:rPr>
+      </w:pPr>
+      <w:r>
         <w:t>Agree</w:t>
       </w:r>
     </w:p>
@@ -2047,26 +1819,14 @@
           <w:ilvl w:val="1"/>
           <w:numId w:val="1"/>
         </w:numPr>
-        <w:rPr>
-          <w:lang w:val="en-CH"/>
-        </w:rPr>
-      </w:pPr>
-      <w:r>
-        <w:rPr>
-          <w:lang w:val="en-CH"/>
-        </w:rPr>
+      </w:pPr>
+      <w:r>
         <w:t xml:space="preserve">Strongly </w:t>
       </w:r>
       <w:r>
-        <w:rPr>
-          <w:lang w:val="en-CH"/>
-        </w:rPr>
         <w:t>a</w:t>
       </w:r>
       <w:r>
-        <w:rPr>
-          <w:lang w:val="en-CH"/>
-        </w:rPr>
         <w:t>gree</w:t>
       </w:r>
     </w:p>
@@ -2077,14 +1837,8 @@
           <w:ilvl w:val="0"/>
           <w:numId w:val="1"/>
         </w:numPr>
-        <w:rPr>
-          <w:lang w:val="en-CH"/>
-        </w:rPr>
-      </w:pPr>
-      <w:r>
-        <w:rPr>
-          <w:lang w:val="en-CH"/>
-        </w:rPr>
+      </w:pPr>
+      <w:r>
         <w:t>Companies seeking information online should disclose the way the data are collected, processed, and used.</w:t>
       </w:r>
     </w:p>
@@ -2095,26 +1849,14 @@
           <w:ilvl w:val="1"/>
           <w:numId w:val="1"/>
         </w:numPr>
-        <w:rPr>
-          <w:lang w:val="en-CH"/>
-        </w:rPr>
-      </w:pPr>
-      <w:r>
-        <w:rPr>
-          <w:lang w:val="en-CH"/>
-        </w:rPr>
+      </w:pPr>
+      <w:r>
         <w:t xml:space="preserve">Strongly </w:t>
       </w:r>
       <w:r>
-        <w:rPr>
-          <w:lang w:val="en-CH"/>
-        </w:rPr>
         <w:t>d</w:t>
       </w:r>
       <w:r>
-        <w:rPr>
-          <w:lang w:val="en-CH"/>
-        </w:rPr>
         <w:t>isagree</w:t>
       </w:r>
     </w:p>
@@ -2125,14 +1867,8 @@
           <w:ilvl w:val="1"/>
           <w:numId w:val="1"/>
         </w:numPr>
-        <w:rPr>
-          <w:lang w:val="en-CH"/>
-        </w:rPr>
-      </w:pPr>
-      <w:r>
-        <w:rPr>
-          <w:lang w:val="en-CH"/>
-        </w:rPr>
+      </w:pPr>
+      <w:r>
         <w:t>Disagree</w:t>
       </w:r>
     </w:p>
@@ -2143,26 +1879,14 @@
           <w:ilvl w:val="1"/>
           <w:numId w:val="1"/>
         </w:numPr>
-        <w:rPr>
-          <w:lang w:val="en-CH"/>
-        </w:rPr>
-      </w:pPr>
-      <w:r>
-        <w:rPr>
-          <w:lang w:val="en-CH"/>
-        </w:rPr>
+      </w:pPr>
+      <w:r>
         <w:t xml:space="preserve">Somewhat </w:t>
       </w:r>
       <w:r>
-        <w:rPr>
-          <w:lang w:val="en-CH"/>
-        </w:rPr>
         <w:t>d</w:t>
       </w:r>
       <w:r>
-        <w:rPr>
-          <w:lang w:val="en-CH"/>
-        </w:rPr>
         <w:t>isagree</w:t>
       </w:r>
     </w:p>
@@ -2173,26 +1897,14 @@
           <w:ilvl w:val="1"/>
           <w:numId w:val="1"/>
         </w:numPr>
-        <w:rPr>
-          <w:lang w:val="en-CH"/>
-        </w:rPr>
-      </w:pPr>
-      <w:r>
-        <w:rPr>
-          <w:lang w:val="en-CH"/>
-        </w:rPr>
+      </w:pPr>
+      <w:r>
         <w:t xml:space="preserve">Somewhat </w:t>
       </w:r>
       <w:r>
-        <w:rPr>
-          <w:lang w:val="en-CH"/>
-        </w:rPr>
         <w:t>a</w:t>
       </w:r>
       <w:r>
-        <w:rPr>
-          <w:lang w:val="en-CH"/>
-        </w:rPr>
         <w:t>gree</w:t>
       </w:r>
     </w:p>
@@ -2203,14 +1915,8 @@
           <w:ilvl w:val="1"/>
           <w:numId w:val="1"/>
         </w:numPr>
-        <w:rPr>
-          <w:lang w:val="en-CH"/>
-        </w:rPr>
-      </w:pPr>
-      <w:r>
-        <w:rPr>
-          <w:lang w:val="en-CH"/>
-        </w:rPr>
+      </w:pPr>
+      <w:r>
         <w:t>Agree</w:t>
       </w:r>
     </w:p>
@@ -2221,26 +1927,14 @@
           <w:ilvl w:val="1"/>
           <w:numId w:val="1"/>
         </w:numPr>
-        <w:rPr>
-          <w:lang w:val="en-CH"/>
-        </w:rPr>
-      </w:pPr>
-      <w:r>
-        <w:rPr>
-          <w:lang w:val="en-CH"/>
-        </w:rPr>
+      </w:pPr>
+      <w:r>
         <w:t xml:space="preserve">Strongly </w:t>
       </w:r>
       <w:r>
-        <w:rPr>
-          <w:lang w:val="en-CH"/>
-        </w:rPr>
         <w:t>a</w:t>
       </w:r>
       <w:r>
-        <w:rPr>
-          <w:lang w:val="en-CH"/>
-        </w:rPr>
         <w:t>gree</w:t>
       </w:r>
     </w:p>
@@ -2251,14 +1945,8 @@
           <w:ilvl w:val="0"/>
           <w:numId w:val="1"/>
         </w:numPr>
-        <w:rPr>
-          <w:lang w:val="en-CH"/>
-        </w:rPr>
-      </w:pPr>
-      <w:r>
-        <w:rPr>
-          <w:lang w:val="en-CH"/>
-        </w:rPr>
+      </w:pPr>
+      <w:r>
         <w:t>A good consumer online privacy policy should have a clear and conspicuous disclosure.</w:t>
       </w:r>
     </w:p>
@@ -2269,26 +1957,14 @@
           <w:ilvl w:val="1"/>
           <w:numId w:val="1"/>
         </w:numPr>
-        <w:rPr>
-          <w:lang w:val="en-CH"/>
-        </w:rPr>
-      </w:pPr>
-      <w:r>
-        <w:rPr>
-          <w:lang w:val="en-CH"/>
-        </w:rPr>
+      </w:pPr>
+      <w:r>
         <w:t xml:space="preserve">Strongly </w:t>
       </w:r>
       <w:r>
-        <w:rPr>
-          <w:lang w:val="en-CH"/>
-        </w:rPr>
         <w:t>d</w:t>
       </w:r>
       <w:r>
-        <w:rPr>
-          <w:lang w:val="en-CH"/>
-        </w:rPr>
         <w:t>isagree</w:t>
       </w:r>
     </w:p>
@@ -2299,14 +1975,8 @@
           <w:ilvl w:val="1"/>
           <w:numId w:val="1"/>
         </w:numPr>
-        <w:rPr>
-          <w:lang w:val="en-CH"/>
-        </w:rPr>
-      </w:pPr>
-      <w:r>
-        <w:rPr>
-          <w:lang w:val="en-CH"/>
-        </w:rPr>
+      </w:pPr>
+      <w:r>
         <w:t>Disagree</w:t>
       </w:r>
     </w:p>
@@ -2317,26 +1987,14 @@
           <w:ilvl w:val="1"/>
           <w:numId w:val="1"/>
         </w:numPr>
-        <w:rPr>
-          <w:lang w:val="en-CH"/>
-        </w:rPr>
-      </w:pPr>
-      <w:r>
-        <w:rPr>
-          <w:lang w:val="en-CH"/>
-        </w:rPr>
+      </w:pPr>
+      <w:r>
         <w:t xml:space="preserve">Somewhat </w:t>
       </w:r>
       <w:r>
-        <w:rPr>
-          <w:lang w:val="en-CH"/>
-        </w:rPr>
         <w:t>d</w:t>
       </w:r>
       <w:r>
-        <w:rPr>
-          <w:lang w:val="en-CH"/>
-        </w:rPr>
         <w:t>isagree</w:t>
       </w:r>
     </w:p>
@@ -2347,26 +2005,14 @@
           <w:ilvl w:val="1"/>
           <w:numId w:val="1"/>
         </w:numPr>
-        <w:rPr>
-          <w:lang w:val="en-CH"/>
-        </w:rPr>
-      </w:pPr>
-      <w:r>
-        <w:rPr>
-          <w:lang w:val="en-CH"/>
-        </w:rPr>
+      </w:pPr>
+      <w:r>
         <w:t xml:space="preserve">Somewhat </w:t>
       </w:r>
       <w:r>
-        <w:rPr>
-          <w:lang w:val="en-CH"/>
-        </w:rPr>
         <w:t>a</w:t>
       </w:r>
       <w:r>
-        <w:rPr>
-          <w:lang w:val="en-CH"/>
-        </w:rPr>
         <w:t>gree</w:t>
       </w:r>
     </w:p>
@@ -2377,14 +2023,8 @@
           <w:ilvl w:val="1"/>
           <w:numId w:val="1"/>
         </w:numPr>
-        <w:rPr>
-          <w:lang w:val="en-CH"/>
-        </w:rPr>
-      </w:pPr>
-      <w:r>
-        <w:rPr>
-          <w:lang w:val="en-CH"/>
-        </w:rPr>
+      </w:pPr>
+      <w:r>
         <w:t>Agree</w:t>
       </w:r>
     </w:p>
@@ -2395,26 +2035,14 @@
           <w:ilvl w:val="1"/>
           <w:numId w:val="1"/>
         </w:numPr>
-        <w:rPr>
-          <w:lang w:val="en-CH"/>
-        </w:rPr>
-      </w:pPr>
-      <w:r>
-        <w:rPr>
-          <w:lang w:val="en-CH"/>
-        </w:rPr>
+      </w:pPr>
+      <w:r>
         <w:t xml:space="preserve">Strongly </w:t>
       </w:r>
       <w:r>
-        <w:rPr>
-          <w:lang w:val="en-CH"/>
-        </w:rPr>
         <w:t>a</w:t>
       </w:r>
       <w:r>
-        <w:rPr>
-          <w:lang w:val="en-CH"/>
-        </w:rPr>
         <w:t>gree</w:t>
       </w:r>
     </w:p>
@@ -2425,14 +2053,8 @@
           <w:ilvl w:val="0"/>
           <w:numId w:val="1"/>
         </w:numPr>
-        <w:rPr>
-          <w:lang w:val="en-CH"/>
-        </w:rPr>
-      </w:pPr>
-      <w:r>
-        <w:rPr>
-          <w:lang w:val="en-CH"/>
-        </w:rPr>
+      </w:pPr>
+      <w:r>
         <w:t>It is very important to me that I am aware and knowledgeable about how my personal information will be used.</w:t>
       </w:r>
     </w:p>
@@ -2443,27 +2065,15 @@
           <w:ilvl w:val="1"/>
           <w:numId w:val="1"/>
         </w:numPr>
-        <w:rPr>
-          <w:lang w:val="en-CH"/>
-        </w:rPr>
-      </w:pPr>
-      <w:r>
-        <w:rPr>
-          <w:lang w:val="en-CH"/>
-        </w:rPr>
+      </w:pPr>
+      <w:r>
         <w:lastRenderedPageBreak/>
         <w:t xml:space="preserve">Strongly </w:t>
       </w:r>
       <w:r>
-        <w:rPr>
-          <w:lang w:val="en-CH"/>
-        </w:rPr>
         <w:t>d</w:t>
       </w:r>
       <w:r>
-        <w:rPr>
-          <w:lang w:val="en-CH"/>
-        </w:rPr>
         <w:t>isagree</w:t>
       </w:r>
     </w:p>
@@ -2474,14 +2084,8 @@
           <w:ilvl w:val="1"/>
           <w:numId w:val="1"/>
         </w:numPr>
-        <w:rPr>
-          <w:lang w:val="en-CH"/>
-        </w:rPr>
-      </w:pPr>
-      <w:r>
-        <w:rPr>
-          <w:lang w:val="en-CH"/>
-        </w:rPr>
+      </w:pPr>
+      <w:r>
         <w:t>Disagree</w:t>
       </w:r>
     </w:p>
@@ -2492,26 +2096,14 @@
           <w:ilvl w:val="1"/>
           <w:numId w:val="1"/>
         </w:numPr>
-        <w:rPr>
-          <w:lang w:val="en-CH"/>
-        </w:rPr>
-      </w:pPr>
-      <w:r>
-        <w:rPr>
-          <w:lang w:val="en-CH"/>
-        </w:rPr>
+      </w:pPr>
+      <w:r>
         <w:t xml:space="preserve">Somewhat </w:t>
       </w:r>
       <w:r>
-        <w:rPr>
-          <w:lang w:val="en-CH"/>
-        </w:rPr>
         <w:t>d</w:t>
       </w:r>
       <w:r>
-        <w:rPr>
-          <w:lang w:val="en-CH"/>
-        </w:rPr>
         <w:t>isagree</w:t>
       </w:r>
     </w:p>
@@ -2522,26 +2114,14 @@
           <w:ilvl w:val="1"/>
           <w:numId w:val="1"/>
         </w:numPr>
-        <w:rPr>
-          <w:lang w:val="en-CH"/>
-        </w:rPr>
-      </w:pPr>
-      <w:r>
-        <w:rPr>
-          <w:lang w:val="en-CH"/>
-        </w:rPr>
+      </w:pPr>
+      <w:r>
         <w:t xml:space="preserve">Somewhat </w:t>
       </w:r>
       <w:r>
-        <w:rPr>
-          <w:lang w:val="en-CH"/>
-        </w:rPr>
         <w:t>a</w:t>
       </w:r>
       <w:r>
-        <w:rPr>
-          <w:lang w:val="en-CH"/>
-        </w:rPr>
         <w:t>gree</w:t>
       </w:r>
     </w:p>
@@ -2552,14 +2132,8 @@
           <w:ilvl w:val="1"/>
           <w:numId w:val="1"/>
         </w:numPr>
-        <w:rPr>
-          <w:lang w:val="en-CH"/>
-        </w:rPr>
-      </w:pPr>
-      <w:r>
-        <w:rPr>
-          <w:lang w:val="en-CH"/>
-        </w:rPr>
+      </w:pPr>
+      <w:r>
         <w:t>Agree</w:t>
       </w:r>
     </w:p>
@@ -2570,26 +2144,14 @@
           <w:ilvl w:val="1"/>
           <w:numId w:val="1"/>
         </w:numPr>
-        <w:rPr>
-          <w:lang w:val="en-CH"/>
-        </w:rPr>
-      </w:pPr>
-      <w:r>
-        <w:rPr>
-          <w:lang w:val="en-CH"/>
-        </w:rPr>
+      </w:pPr>
+      <w:r>
         <w:t xml:space="preserve">Strongly </w:t>
       </w:r>
       <w:r>
-        <w:rPr>
-          <w:lang w:val="en-CH"/>
-        </w:rPr>
         <w:t>a</w:t>
       </w:r>
       <w:r>
-        <w:rPr>
-          <w:lang w:val="en-CH"/>
-        </w:rPr>
         <w:t>gree</w:t>
       </w:r>
     </w:p>
@@ -2600,14 +2162,8 @@
           <w:ilvl w:val="0"/>
           <w:numId w:val="1"/>
         </w:numPr>
-        <w:rPr>
-          <w:lang w:val="en-CH"/>
-        </w:rPr>
-      </w:pPr>
-      <w:r>
-        <w:rPr>
-          <w:lang w:val="en-CH"/>
-        </w:rPr>
+      </w:pPr>
+      <w:r>
         <w:t>It usually bothers me when companies ask me for personal information.</w:t>
       </w:r>
     </w:p>
@@ -2618,26 +2174,14 @@
           <w:ilvl w:val="1"/>
           <w:numId w:val="1"/>
         </w:numPr>
-        <w:rPr>
-          <w:lang w:val="en-CH"/>
-        </w:rPr>
-      </w:pPr>
-      <w:r>
-        <w:rPr>
-          <w:lang w:val="en-CH"/>
-        </w:rPr>
+      </w:pPr>
+      <w:r>
         <w:t xml:space="preserve">Strongly </w:t>
       </w:r>
       <w:r>
-        <w:rPr>
-          <w:lang w:val="en-CH"/>
-        </w:rPr>
         <w:t>d</w:t>
       </w:r>
       <w:r>
-        <w:rPr>
-          <w:lang w:val="en-CH"/>
-        </w:rPr>
         <w:t>isagree</w:t>
       </w:r>
     </w:p>
@@ -2648,14 +2192,8 @@
           <w:ilvl w:val="1"/>
           <w:numId w:val="1"/>
         </w:numPr>
-        <w:rPr>
-          <w:lang w:val="en-CH"/>
-        </w:rPr>
-      </w:pPr>
-      <w:r>
-        <w:rPr>
-          <w:lang w:val="en-CH"/>
-        </w:rPr>
+      </w:pPr>
+      <w:r>
         <w:t>Disagree</w:t>
       </w:r>
     </w:p>
@@ -2666,26 +2204,14 @@
           <w:ilvl w:val="1"/>
           <w:numId w:val="1"/>
         </w:numPr>
-        <w:rPr>
-          <w:lang w:val="en-CH"/>
-        </w:rPr>
-      </w:pPr>
-      <w:r>
-        <w:rPr>
-          <w:lang w:val="en-CH"/>
-        </w:rPr>
+      </w:pPr>
+      <w:r>
         <w:t xml:space="preserve">Somewhat </w:t>
       </w:r>
       <w:r>
-        <w:rPr>
-          <w:lang w:val="en-CH"/>
-        </w:rPr>
         <w:t>d</w:t>
       </w:r>
       <w:r>
-        <w:rPr>
-          <w:lang w:val="en-CH"/>
-        </w:rPr>
         <w:t>isagree</w:t>
       </w:r>
     </w:p>
@@ -2696,26 +2222,14 @@
           <w:ilvl w:val="1"/>
           <w:numId w:val="1"/>
         </w:numPr>
-        <w:rPr>
-          <w:lang w:val="en-CH"/>
-        </w:rPr>
-      </w:pPr>
-      <w:r>
-        <w:rPr>
-          <w:lang w:val="en-CH"/>
-        </w:rPr>
+      </w:pPr>
+      <w:r>
         <w:t xml:space="preserve">Somewhat </w:t>
       </w:r>
       <w:r>
-        <w:rPr>
-          <w:lang w:val="en-CH"/>
-        </w:rPr>
         <w:t>a</w:t>
       </w:r>
       <w:r>
-        <w:rPr>
-          <w:lang w:val="en-CH"/>
-        </w:rPr>
         <w:t>gree</w:t>
       </w:r>
     </w:p>
@@ -2726,14 +2240,8 @@
           <w:ilvl w:val="1"/>
           <w:numId w:val="1"/>
         </w:numPr>
-        <w:rPr>
-          <w:lang w:val="en-CH"/>
-        </w:rPr>
-      </w:pPr>
-      <w:r>
-        <w:rPr>
-          <w:lang w:val="en-CH"/>
-        </w:rPr>
+      </w:pPr>
+      <w:r>
         <w:t>Agree</w:t>
       </w:r>
     </w:p>
@@ -2744,26 +2252,14 @@
           <w:ilvl w:val="1"/>
           <w:numId w:val="1"/>
         </w:numPr>
-        <w:rPr>
-          <w:lang w:val="en-CH"/>
-        </w:rPr>
-      </w:pPr>
-      <w:r>
-        <w:rPr>
-          <w:lang w:val="en-CH"/>
-        </w:rPr>
+      </w:pPr>
+      <w:r>
         <w:t xml:space="preserve">Strongly </w:t>
       </w:r>
       <w:r>
-        <w:rPr>
-          <w:lang w:val="en-CH"/>
-        </w:rPr>
         <w:t>a</w:t>
       </w:r>
       <w:r>
-        <w:rPr>
-          <w:lang w:val="en-CH"/>
-        </w:rPr>
         <w:t>gree</w:t>
       </w:r>
     </w:p>
@@ -2774,14 +2270,8 @@
           <w:ilvl w:val="0"/>
           <w:numId w:val="1"/>
         </w:numPr>
-        <w:rPr>
-          <w:lang w:val="en-CH"/>
-        </w:rPr>
-      </w:pPr>
-      <w:r>
-        <w:rPr>
-          <w:lang w:val="en-CH"/>
-        </w:rPr>
+      </w:pPr>
+      <w:r>
         <w:t>When companies ask me for personal information, I sometimes think twice before providing it.</w:t>
       </w:r>
     </w:p>
@@ -2792,26 +2282,14 @@
           <w:ilvl w:val="1"/>
           <w:numId w:val="1"/>
         </w:numPr>
-        <w:rPr>
-          <w:lang w:val="en-CH"/>
-        </w:rPr>
-      </w:pPr>
-      <w:r>
-        <w:rPr>
-          <w:lang w:val="en-CH"/>
-        </w:rPr>
+      </w:pPr>
+      <w:r>
         <w:t xml:space="preserve">Strongly </w:t>
       </w:r>
       <w:r>
-        <w:rPr>
-          <w:lang w:val="en-CH"/>
-        </w:rPr>
         <w:t>d</w:t>
       </w:r>
       <w:r>
-        <w:rPr>
-          <w:lang w:val="en-CH"/>
-        </w:rPr>
         <w:t>isagree</w:t>
       </w:r>
     </w:p>
@@ -2822,14 +2300,8 @@
           <w:ilvl w:val="1"/>
           <w:numId w:val="1"/>
         </w:numPr>
-        <w:rPr>
-          <w:lang w:val="en-CH"/>
-        </w:rPr>
-      </w:pPr>
-      <w:r>
-        <w:rPr>
-          <w:lang w:val="en-CH"/>
-        </w:rPr>
+      </w:pPr>
+      <w:r>
         <w:t>Disagree</w:t>
       </w:r>
     </w:p>
@@ -2840,26 +2312,14 @@
           <w:ilvl w:val="1"/>
           <w:numId w:val="1"/>
         </w:numPr>
-        <w:rPr>
-          <w:lang w:val="en-CH"/>
-        </w:rPr>
-      </w:pPr>
-      <w:r>
-        <w:rPr>
-          <w:lang w:val="en-CH"/>
-        </w:rPr>
+      </w:pPr>
+      <w:r>
         <w:t xml:space="preserve">Somewhat </w:t>
       </w:r>
       <w:r>
-        <w:rPr>
-          <w:lang w:val="en-CH"/>
-        </w:rPr>
         <w:t>d</w:t>
       </w:r>
       <w:r>
-        <w:rPr>
-          <w:lang w:val="en-CH"/>
-        </w:rPr>
         <w:t>isagree</w:t>
       </w:r>
     </w:p>
@@ -2870,26 +2330,14 @@
           <w:ilvl w:val="1"/>
           <w:numId w:val="1"/>
         </w:numPr>
-        <w:rPr>
-          <w:lang w:val="en-CH"/>
-        </w:rPr>
-      </w:pPr>
-      <w:r>
-        <w:rPr>
-          <w:lang w:val="en-CH"/>
-        </w:rPr>
+      </w:pPr>
+      <w:r>
         <w:t xml:space="preserve">Somewhat </w:t>
       </w:r>
       <w:r>
-        <w:rPr>
-          <w:lang w:val="en-CH"/>
-        </w:rPr>
         <w:t>a</w:t>
       </w:r>
       <w:r>
-        <w:rPr>
-          <w:lang w:val="en-CH"/>
-        </w:rPr>
         <w:t>gree</w:t>
       </w:r>
     </w:p>
@@ -2900,14 +2348,8 @@
           <w:ilvl w:val="1"/>
           <w:numId w:val="1"/>
         </w:numPr>
-        <w:rPr>
-          <w:lang w:val="en-CH"/>
-        </w:rPr>
-      </w:pPr>
-      <w:r>
-        <w:rPr>
-          <w:lang w:val="en-CH"/>
-        </w:rPr>
+      </w:pPr>
+      <w:r>
         <w:t>Agree</w:t>
       </w:r>
     </w:p>
@@ -2918,26 +2360,14 @@
           <w:ilvl w:val="1"/>
           <w:numId w:val="1"/>
         </w:numPr>
-        <w:rPr>
-          <w:lang w:val="en-CH"/>
-        </w:rPr>
-      </w:pPr>
-      <w:r>
-        <w:rPr>
-          <w:lang w:val="en-CH"/>
-        </w:rPr>
+      </w:pPr>
+      <w:r>
         <w:t xml:space="preserve">Strongly </w:t>
       </w:r>
       <w:r>
-        <w:rPr>
-          <w:lang w:val="en-CH"/>
-        </w:rPr>
         <w:t>a</w:t>
       </w:r>
       <w:r>
-        <w:rPr>
-          <w:lang w:val="en-CH"/>
-        </w:rPr>
         <w:t>gree</w:t>
       </w:r>
     </w:p>
@@ -2948,14 +2378,8 @@
           <w:ilvl w:val="0"/>
           <w:numId w:val="1"/>
         </w:numPr>
-        <w:rPr>
-          <w:lang w:val="en-CH"/>
-        </w:rPr>
-      </w:pPr>
-      <w:r>
-        <w:rPr>
-          <w:lang w:val="en-CH"/>
-        </w:rPr>
+      </w:pPr>
+      <w:r>
         <w:t>It bothers me to give personal information to so many companies.</w:t>
       </w:r>
     </w:p>
@@ -2966,14 +2390,8 @@
           <w:ilvl w:val="1"/>
           <w:numId w:val="1"/>
         </w:numPr>
-        <w:rPr>
-          <w:lang w:val="en-CH"/>
-        </w:rPr>
-      </w:pPr>
-      <w:r>
-        <w:rPr>
-          <w:lang w:val="en-CH"/>
-        </w:rPr>
+      </w:pPr>
+      <w:r>
         <w:t>Strongly disagree</w:t>
       </w:r>
     </w:p>
@@ -2984,14 +2402,8 @@
           <w:ilvl w:val="1"/>
           <w:numId w:val="1"/>
         </w:numPr>
-        <w:rPr>
-          <w:lang w:val="en-CH"/>
-        </w:rPr>
-      </w:pPr>
-      <w:r>
-        <w:rPr>
-          <w:lang w:val="en-CH"/>
-        </w:rPr>
+      </w:pPr>
+      <w:r>
         <w:t>Disagree</w:t>
       </w:r>
     </w:p>
@@ -3002,14 +2414,8 @@
           <w:ilvl w:val="1"/>
           <w:numId w:val="1"/>
         </w:numPr>
-        <w:rPr>
-          <w:lang w:val="en-CH"/>
-        </w:rPr>
-      </w:pPr>
-      <w:r>
-        <w:rPr>
-          <w:lang w:val="en-CH"/>
-        </w:rPr>
+      </w:pPr>
+      <w:r>
         <w:t>Somewhat disagree</w:t>
       </w:r>
     </w:p>
@@ -3020,14 +2426,8 @@
           <w:ilvl w:val="1"/>
           <w:numId w:val="1"/>
         </w:numPr>
-        <w:rPr>
-          <w:lang w:val="en-CH"/>
-        </w:rPr>
-      </w:pPr>
-      <w:r>
-        <w:rPr>
-          <w:lang w:val="en-CH"/>
-        </w:rPr>
+      </w:pPr>
+      <w:r>
         <w:t>Somewhat agree</w:t>
       </w:r>
     </w:p>
@@ -3038,14 +2438,8 @@
           <w:ilvl w:val="1"/>
           <w:numId w:val="1"/>
         </w:numPr>
-        <w:rPr>
-          <w:lang w:val="en-CH"/>
-        </w:rPr>
-      </w:pPr>
-      <w:r>
-        <w:rPr>
-          <w:lang w:val="en-CH"/>
-        </w:rPr>
+      </w:pPr>
+      <w:r>
         <w:t>Agree</w:t>
       </w:r>
     </w:p>
@@ -3056,14 +2450,8 @@
           <w:ilvl w:val="1"/>
           <w:numId w:val="1"/>
         </w:numPr>
-        <w:rPr>
-          <w:lang w:val="en-CH"/>
-        </w:rPr>
-      </w:pPr>
-      <w:r>
-        <w:rPr>
-          <w:lang w:val="en-CH"/>
-        </w:rPr>
+      </w:pPr>
+      <w:r>
         <w:t>Strongly agree</w:t>
       </w:r>
     </w:p>
@@ -3074,14 +2462,8 @@
           <w:ilvl w:val="0"/>
           <w:numId w:val="1"/>
         </w:numPr>
-        <w:rPr>
-          <w:lang w:val="en-CH"/>
-        </w:rPr>
-      </w:pPr>
-      <w:r>
-        <w:rPr>
-          <w:lang w:val="en-CH"/>
-        </w:rPr>
+      </w:pPr>
+      <w:r>
         <w:t>I’m concerned that companies are collecting too much personal information about me.</w:t>
       </w:r>
     </w:p>
@@ -3092,14 +2474,8 @@
           <w:ilvl w:val="1"/>
           <w:numId w:val="1"/>
         </w:numPr>
-        <w:rPr>
-          <w:lang w:val="en-CH"/>
-        </w:rPr>
-      </w:pPr>
-      <w:r>
-        <w:rPr>
-          <w:lang w:val="en-CH"/>
-        </w:rPr>
+      </w:pPr>
+      <w:r>
         <w:t>Strongly disagree</w:t>
       </w:r>
     </w:p>
@@ -3110,14 +2486,8 @@
           <w:ilvl w:val="1"/>
           <w:numId w:val="1"/>
         </w:numPr>
-        <w:rPr>
-          <w:lang w:val="en-CH"/>
-        </w:rPr>
-      </w:pPr>
-      <w:r>
-        <w:rPr>
-          <w:lang w:val="en-CH"/>
-        </w:rPr>
+      </w:pPr>
+      <w:r>
         <w:t>Disagree</w:t>
       </w:r>
     </w:p>
@@ -3128,14 +2498,8 @@
           <w:ilvl w:val="1"/>
           <w:numId w:val="1"/>
         </w:numPr>
-        <w:rPr>
-          <w:lang w:val="en-CH"/>
-        </w:rPr>
-      </w:pPr>
-      <w:r>
-        <w:rPr>
-          <w:lang w:val="en-CH"/>
-        </w:rPr>
+      </w:pPr>
+      <w:r>
         <w:t>Somewhat disagree</w:t>
       </w:r>
     </w:p>
@@ -3146,14 +2510,8 @@
           <w:ilvl w:val="1"/>
           <w:numId w:val="1"/>
         </w:numPr>
-        <w:rPr>
-          <w:lang w:val="en-CH"/>
-        </w:rPr>
-      </w:pPr>
-      <w:r>
-        <w:rPr>
-          <w:lang w:val="en-CH"/>
-        </w:rPr>
+      </w:pPr>
+      <w:r>
         <w:t>Somewhat agree</w:t>
       </w:r>
     </w:p>
@@ -3164,14 +2522,8 @@
           <w:ilvl w:val="1"/>
           <w:numId w:val="1"/>
         </w:numPr>
-        <w:rPr>
-          <w:lang w:val="en-CH"/>
-        </w:rPr>
-      </w:pPr>
-      <w:r>
-        <w:rPr>
-          <w:lang w:val="en-CH"/>
-        </w:rPr>
+      </w:pPr>
+      <w:r>
         <w:t>Agree</w:t>
       </w:r>
     </w:p>
@@ -3182,28 +2534,211 @@
           <w:ilvl w:val="1"/>
           <w:numId w:val="1"/>
         </w:numPr>
-        <w:rPr>
-          <w:lang w:val="en-CH"/>
-        </w:rPr>
-      </w:pPr>
-      <w:r>
-        <w:rPr>
-          <w:lang w:val="en-CH"/>
-        </w:rPr>
+      </w:pPr>
+      <w:r>
         <w:t>Strongly agree</w:t>
       </w:r>
     </w:p>
     <w:p>
       <w:pPr>
         <w:pStyle w:val="Heading1"/>
-        <w:rPr>
-          <w:lang w:val="en-CH"/>
-        </w:rPr>
-      </w:pPr>
-      <w:r>
-        <w:rPr>
-          <w:lang w:val="en-CH"/>
-        </w:rPr>
+      </w:pPr>
+      <w:r>
+        <w:t>Credential task instruction</w:t>
+      </w:r>
+    </w:p>
+    <w:p>
+      <w:pPr>
+        <w:pStyle w:val="ListParagraph"/>
+        <w:numPr>
+          <w:ilvl w:val="0"/>
+          <w:numId w:val="6"/>
+        </w:numPr>
+      </w:pPr>
+      <w:r>
+        <w:t>In this survey, we ask you to assume a future scenario where different digital credentials exist and can be sent to with websites easily.</w:t>
+      </w:r>
+    </w:p>
+    <w:p>
+      <w:pPr>
+        <w:pStyle w:val="ListParagraph"/>
+        <w:numPr>
+          <w:ilvl w:val="0"/>
+          <w:numId w:val="6"/>
+        </w:numPr>
+      </w:pPr>
+      <w:r>
+        <w:t>An example of such a system would be the proposed</w:t>
+      </w:r>
+      <w:r>
+        <w:t xml:space="preserve"> EUDI Wallet.</w:t>
+      </w:r>
+    </w:p>
+    <w:p>
+      <w:pPr>
+        <w:pStyle w:val="ListParagraph"/>
+        <w:numPr>
+          <w:ilvl w:val="0"/>
+          <w:numId w:val="6"/>
+        </w:numPr>
+      </w:pPr>
+      <w:r>
+        <w:t>During the survey, you will see different scenarios of a website asking for a specific credential.</w:t>
+      </w:r>
+    </w:p>
+    <w:p>
+      <w:pPr>
+        <w:pStyle w:val="ListParagraph"/>
+        <w:numPr>
+          <w:ilvl w:val="0"/>
+          <w:numId w:val="6"/>
+        </w:numPr>
+      </w:pPr>
+      <w:r>
+        <w:t>For each of those scenarios you will be asked to decide if you would provide the requested credential to the website or not.</w:t>
+      </w:r>
+    </w:p>
+    <w:p>
+      <w:pPr>
+        <w:pStyle w:val="ListParagraph"/>
+        <w:numPr>
+          <w:ilvl w:val="0"/>
+          <w:numId w:val="6"/>
+        </w:numPr>
+      </w:pPr>
+      <w:r>
+        <w:t>The websites will ask for exactly one credential. Some examples for the credentials that the website may ask for include:</w:t>
+      </w:r>
+      <w:r>
+        <w:t xml:space="preserve"> [5 credential examples]</w:t>
+      </w:r>
+    </w:p>
+    <w:p>
+      <w:pPr>
+        <w:pStyle w:val="ListParagraph"/>
+        <w:numPr>
+          <w:ilvl w:val="0"/>
+          <w:numId w:val="6"/>
+        </w:numPr>
+      </w:pPr>
+      <w:r>
+        <w:lastRenderedPageBreak/>
+        <w:t>Each of those credentials has a set of attributes that can be transmitted to the website.</w:t>
+      </w:r>
+    </w:p>
+    <w:p>
+      <w:pPr>
+        <w:pStyle w:val="ListParagraph"/>
+        <w:numPr>
+          <w:ilvl w:val="0"/>
+          <w:numId w:val="6"/>
+        </w:numPr>
+      </w:pPr>
+      <w:r>
+        <w:t>You will see the attributes of the requested credential in a sidebar during the task.</w:t>
+      </w:r>
+    </w:p>
+    <w:p>
+      <w:pPr>
+        <w:pStyle w:val="ListParagraph"/>
+        <w:numPr>
+          <w:ilvl w:val="0"/>
+          <w:numId w:val="6"/>
+        </w:numPr>
+      </w:pPr>
+      <w:r>
+        <w:t>For example, the visa credential has the following attributes:</w:t>
+      </w:r>
+      <w:r>
+        <w:t xml:space="preserve"> [image of the visa credential with attributes]</w:t>
+      </w:r>
+    </w:p>
+    <w:p>
+      <w:pPr>
+        <w:pStyle w:val="ListParagraph"/>
+        <w:numPr>
+          <w:ilvl w:val="0"/>
+          <w:numId w:val="6"/>
+        </w:numPr>
+      </w:pPr>
+      <w:r>
+        <w:t>Please consider only the shown attributes when responding to the survey questions, even if the equivalent real-world document has different attributes.</w:t>
+      </w:r>
+    </w:p>
+    <w:p>
+      <w:pPr>
+        <w:pStyle w:val="ListParagraph"/>
+        <w:numPr>
+          <w:ilvl w:val="0"/>
+          <w:numId w:val="6"/>
+        </w:numPr>
+      </w:pPr>
+      <w:r>
+        <w:t>Sometimes the website will provide a purpose for requesting the credential. In those cases, the purpose will be shown below the requested credential.</w:t>
+      </w:r>
+    </w:p>
+    <w:p>
+      <w:pPr>
+        <w:pStyle w:val="ListParagraph"/>
+        <w:numPr>
+          <w:ilvl w:val="0"/>
+          <w:numId w:val="6"/>
+        </w:numPr>
+      </w:pPr>
+      <w:r>
+        <w:t xml:space="preserve">[not control] </w:t>
+      </w:r>
+      <w:r>
+        <w:t>But don't worry, you will have access to support!</w:t>
+      </w:r>
+    </w:p>
+    <w:p>
+      <w:pPr>
+        <w:pStyle w:val="ListParagraph"/>
+        <w:numPr>
+          <w:ilvl w:val="0"/>
+          <w:numId w:val="6"/>
+        </w:numPr>
+      </w:pPr>
+      <w:r>
+        <w:t xml:space="preserve">[not control] </w:t>
+      </w:r>
+      <w:r>
+        <w:t>For each scenario, you will have access to our privacy assistant. The privacy assistant shows information about what other users would choose to do in your situation and/or what experts would recommend you to do. The displayed information is based on previously collected data from other users and experts.</w:t>
+      </w:r>
+    </w:p>
+    <w:p>
+      <w:pPr>
+        <w:pStyle w:val="ListParagraph"/>
+        <w:numPr>
+          <w:ilvl w:val="0"/>
+          <w:numId w:val="6"/>
+        </w:numPr>
+      </w:pPr>
+      <w:r>
+        <w:t>Additionally, you will see some information about the requesting website and the requested credential.</w:t>
+      </w:r>
+    </w:p>
+    <w:p>
+      <w:pPr>
+        <w:pStyle w:val="ListParagraph"/>
+        <w:numPr>
+          <w:ilvl w:val="0"/>
+          <w:numId w:val="6"/>
+        </w:numPr>
+      </w:pPr>
+      <w:r>
+        <w:t xml:space="preserve">[not control] </w:t>
+      </w:r>
+      <w:r>
+        <w:t>You may consult the privacy assistant and/or website information if you want (especially if you are uncertain), however, we do not require you to do so. Please respond with the answer that fits best to how you would decide in the real world given the information provided.</w:t>
+      </w:r>
+    </w:p>
+    <w:p>
+      <w:pPr>
+        <w:pStyle w:val="Heading1"/>
+      </w:pPr>
+      <w:r>
         <w:t>Credential sharing task</w:t>
       </w:r>
     </w:p>
@@ -3214,38 +2749,20 @@
           <w:ilvl w:val="0"/>
           <w:numId w:val="4"/>
         </w:numPr>
-        <w:rPr>
-          <w:lang w:val="en-CH"/>
-        </w:rPr>
-      </w:pPr>
-      <w:r>
-        <w:rPr>
-          <w:lang w:val="en-CH"/>
-        </w:rPr>
+      </w:pPr>
+      <w:r>
         <w:t xml:space="preserve">Would you share your </w:t>
       </w:r>
       <w:r>
-        <w:rPr>
-          <w:lang w:val="en-CH"/>
-        </w:rPr>
         <w:t>[task credential]</w:t>
       </w:r>
       <w:r>
-        <w:rPr>
-          <w:lang w:val="en-CH"/>
-        </w:rPr>
         <w:t xml:space="preserve"> with </w:t>
       </w:r>
       <w:r>
-        <w:rPr>
-          <w:lang w:val="en-CH"/>
-        </w:rPr>
         <w:t>[task website]</w:t>
       </w:r>
       <w:r>
-        <w:rPr>
-          <w:lang w:val="en-CH"/>
-        </w:rPr>
         <w:t>?</w:t>
       </w:r>
     </w:p>
@@ -3256,14 +2773,8 @@
           <w:ilvl w:val="1"/>
           <w:numId w:val="4"/>
         </w:numPr>
-        <w:rPr>
-          <w:lang w:val="en-CH"/>
-        </w:rPr>
-      </w:pPr>
-      <w:r>
-        <w:rPr>
-          <w:lang w:val="en-CH"/>
-        </w:rPr>
+      </w:pPr>
+      <w:r>
         <w:t>Yes</w:t>
       </w:r>
     </w:p>
@@ -3274,14 +2785,8 @@
           <w:ilvl w:val="1"/>
           <w:numId w:val="4"/>
         </w:numPr>
-        <w:rPr>
-          <w:lang w:val="en-CH"/>
-        </w:rPr>
-      </w:pPr>
-      <w:r>
-        <w:rPr>
-          <w:lang w:val="en-CH"/>
-        </w:rPr>
+      </w:pPr>
+      <w:r>
         <w:t>No</w:t>
       </w:r>
     </w:p>
@@ -3292,14 +2797,8 @@
           <w:ilvl w:val="0"/>
           <w:numId w:val="4"/>
         </w:numPr>
-        <w:rPr>
-          <w:lang w:val="en-CH"/>
-        </w:rPr>
-      </w:pPr>
-      <w:r>
-        <w:rPr>
-          <w:lang w:val="en-CH"/>
-        </w:rPr>
+      </w:pPr>
+      <w:r>
         <w:t>Reasoning</w:t>
       </w:r>
     </w:p>
@@ -3310,41 +2809,21 @@
           <w:ilvl w:val="1"/>
           <w:numId w:val="4"/>
         </w:numPr>
-        <w:rPr>
-          <w:lang w:val="en-CH"/>
-        </w:rPr>
-      </w:pPr>
-      <w:r>
-        <w:rPr>
-          <w:lang w:val="en-CH"/>
-        </w:rPr>
+      </w:pPr>
+      <w:r>
         <w:t>Free text</w:t>
       </w:r>
     </w:p>
     <w:p>
       <w:pPr>
         <w:pStyle w:val="Heading1"/>
-        <w:rPr>
-          <w:lang w:val="en-CH"/>
-        </w:rPr>
-      </w:pPr>
-      <w:r>
-        <w:rPr>
-          <w:lang w:val="en-CH"/>
-        </w:rPr>
+      </w:pPr>
+      <w:r>
         <w:t>Post survey questionnaire</w:t>
       </w:r>
     </w:p>
     <w:p>
-      <w:pPr>
-        <w:rPr>
-          <w:lang w:val="en-CH"/>
-        </w:rPr>
-      </w:pPr>
-      <w:r>
-        <w:rPr>
-          <w:lang w:val="en-CH"/>
-        </w:rPr>
+      <w:r>
         <w:t>Note: In the survey, the Credential Assistant was called the Privacy Assistant</w:t>
       </w:r>
     </w:p>
@@ -3355,33 +2834,189 @@
           <w:ilvl w:val="0"/>
           <w:numId w:val="5"/>
         </w:numPr>
-        <w:rPr>
-          <w:lang w:val="en-CH"/>
-        </w:rPr>
-      </w:pPr>
-      <w:r>
-        <w:rPr>
-          <w:lang w:val="en-CH"/>
-        </w:rPr>
+      </w:pPr>
+      <w:r>
+        <w:t>If this were not a simulation, I would have found it stressful to make decisions about my credentials.</w:t>
+      </w:r>
+    </w:p>
+    <w:p>
+      <w:pPr>
+        <w:pStyle w:val="ListParagraph"/>
+        <w:numPr>
+          <w:ilvl w:val="1"/>
+          <w:numId w:val="5"/>
+        </w:numPr>
+      </w:pPr>
+      <w:r>
+        <w:t>Strongly disagree</w:t>
+      </w:r>
+    </w:p>
+    <w:p>
+      <w:pPr>
+        <w:pStyle w:val="ListParagraph"/>
+        <w:numPr>
+          <w:ilvl w:val="1"/>
+          <w:numId w:val="5"/>
+        </w:numPr>
+      </w:pPr>
+      <w:r>
+        <w:t>Disagree</w:t>
+      </w:r>
+    </w:p>
+    <w:p>
+      <w:pPr>
+        <w:pStyle w:val="ListParagraph"/>
+        <w:numPr>
+          <w:ilvl w:val="1"/>
+          <w:numId w:val="5"/>
+        </w:numPr>
+      </w:pPr>
+      <w:r>
+        <w:t>Somewhat disagree</w:t>
+      </w:r>
+    </w:p>
+    <w:p>
+      <w:pPr>
+        <w:pStyle w:val="ListParagraph"/>
+        <w:numPr>
+          <w:ilvl w:val="1"/>
+          <w:numId w:val="5"/>
+        </w:numPr>
+      </w:pPr>
+      <w:r>
+        <w:t>Somewhat agree</w:t>
+      </w:r>
+    </w:p>
+    <w:p>
+      <w:pPr>
+        <w:pStyle w:val="ListParagraph"/>
+        <w:numPr>
+          <w:ilvl w:val="1"/>
+          <w:numId w:val="5"/>
+        </w:numPr>
+      </w:pPr>
+      <w:r>
+        <w:t>Agree</w:t>
+      </w:r>
+    </w:p>
+    <w:p>
+      <w:pPr>
+        <w:pStyle w:val="ListParagraph"/>
+        <w:numPr>
+          <w:ilvl w:val="1"/>
+          <w:numId w:val="5"/>
+        </w:numPr>
+      </w:pPr>
+      <w:r>
+        <w:t>Strongly agree</w:t>
+      </w:r>
+    </w:p>
+    <w:p>
+      <w:pPr>
+        <w:pStyle w:val="ListParagraph"/>
+        <w:numPr>
+          <w:ilvl w:val="0"/>
+          <w:numId w:val="5"/>
+        </w:numPr>
+      </w:pPr>
+      <w:r>
+        <w:t>If this were not a simulation, I would have regretted some of the decisions I made.</w:t>
+      </w:r>
+    </w:p>
+    <w:p>
+      <w:pPr>
+        <w:pStyle w:val="ListParagraph"/>
+        <w:numPr>
+          <w:ilvl w:val="1"/>
+          <w:numId w:val="5"/>
+        </w:numPr>
+      </w:pPr>
+      <w:r>
+        <w:t>Strongly disagree</w:t>
+      </w:r>
+    </w:p>
+    <w:p>
+      <w:pPr>
+        <w:pStyle w:val="ListParagraph"/>
+        <w:numPr>
+          <w:ilvl w:val="1"/>
+          <w:numId w:val="5"/>
+        </w:numPr>
+      </w:pPr>
+      <w:r>
+        <w:t>Disagree</w:t>
+      </w:r>
+    </w:p>
+    <w:p>
+      <w:pPr>
+        <w:pStyle w:val="ListParagraph"/>
+        <w:numPr>
+          <w:ilvl w:val="1"/>
+          <w:numId w:val="5"/>
+        </w:numPr>
+      </w:pPr>
+      <w:r>
+        <w:t>Somewhat disagree</w:t>
+      </w:r>
+    </w:p>
+    <w:p>
+      <w:pPr>
+        <w:pStyle w:val="ListParagraph"/>
+        <w:numPr>
+          <w:ilvl w:val="1"/>
+          <w:numId w:val="5"/>
+        </w:numPr>
+      </w:pPr>
+      <w:r>
+        <w:t>Somewhat agree</w:t>
+      </w:r>
+    </w:p>
+    <w:p>
+      <w:pPr>
+        <w:pStyle w:val="ListParagraph"/>
+        <w:numPr>
+          <w:ilvl w:val="1"/>
+          <w:numId w:val="5"/>
+        </w:numPr>
+      </w:pPr>
+      <w:r>
+        <w:t>Agree</w:t>
+      </w:r>
+    </w:p>
+    <w:p>
+      <w:pPr>
+        <w:pStyle w:val="ListParagraph"/>
+        <w:numPr>
+          <w:ilvl w:val="1"/>
+          <w:numId w:val="5"/>
+        </w:numPr>
+      </w:pPr>
+      <w:r>
+        <w:t>Strongly agree</w:t>
+      </w:r>
+    </w:p>
+    <w:p>
+      <w:pPr>
+        <w:pStyle w:val="ListParagraph"/>
+        <w:numPr>
+          <w:ilvl w:val="0"/>
+          <w:numId w:val="5"/>
+        </w:numPr>
+      </w:pPr>
+      <w:r>
         <w:lastRenderedPageBreak/>
-        <w:t>If this were not a simulation, I would have found it stressful to make decisions about my credentials.</w:t>
-      </w:r>
-    </w:p>
-    <w:p>
-      <w:pPr>
-        <w:pStyle w:val="ListParagraph"/>
-        <w:numPr>
-          <w:ilvl w:val="1"/>
-          <w:numId w:val="5"/>
-        </w:numPr>
-        <w:rPr>
-          <w:lang w:val="en-CH"/>
-        </w:rPr>
-      </w:pPr>
-      <w:r>
-        <w:rPr>
-          <w:lang w:val="en-CH"/>
-        </w:rPr>
+        <w:t>If a digital credential system is implemented, I feel confident that I have the skills to make the right choice for myself regarding my digital credentials.</w:t>
+      </w:r>
+    </w:p>
+    <w:p>
+      <w:pPr>
+        <w:pStyle w:val="ListParagraph"/>
+        <w:numPr>
+          <w:ilvl w:val="1"/>
+          <w:numId w:val="5"/>
+        </w:numPr>
+      </w:pPr>
+      <w:r>
         <w:t>Strongly disagree</w:t>
       </w:r>
     </w:p>
@@ -3392,14 +3027,8 @@
           <w:ilvl w:val="1"/>
           <w:numId w:val="5"/>
         </w:numPr>
-        <w:rPr>
-          <w:lang w:val="en-CH"/>
-        </w:rPr>
-      </w:pPr>
-      <w:r>
-        <w:rPr>
-          <w:lang w:val="en-CH"/>
-        </w:rPr>
+      </w:pPr>
+      <w:r>
         <w:t>Disagree</w:t>
       </w:r>
     </w:p>
@@ -3410,14 +3039,8 @@
           <w:ilvl w:val="1"/>
           <w:numId w:val="5"/>
         </w:numPr>
-        <w:rPr>
-          <w:lang w:val="en-CH"/>
-        </w:rPr>
-      </w:pPr>
-      <w:r>
-        <w:rPr>
-          <w:lang w:val="en-CH"/>
-        </w:rPr>
+      </w:pPr>
+      <w:r>
         <w:t>Somewhat disagree</w:t>
       </w:r>
     </w:p>
@@ -3428,14 +3051,8 @@
           <w:ilvl w:val="1"/>
           <w:numId w:val="5"/>
         </w:numPr>
-        <w:rPr>
-          <w:lang w:val="en-CH"/>
-        </w:rPr>
-      </w:pPr>
-      <w:r>
-        <w:rPr>
-          <w:lang w:val="en-CH"/>
-        </w:rPr>
+      </w:pPr>
+      <w:r>
         <w:t>Somewhat agree</w:t>
       </w:r>
     </w:p>
@@ -3446,14 +3063,8 @@
           <w:ilvl w:val="1"/>
           <w:numId w:val="5"/>
         </w:numPr>
-        <w:rPr>
-          <w:lang w:val="en-CH"/>
-        </w:rPr>
-      </w:pPr>
-      <w:r>
-        <w:rPr>
-          <w:lang w:val="en-CH"/>
-        </w:rPr>
+      </w:pPr>
+      <w:r>
         <w:t>Agree</w:t>
       </w:r>
     </w:p>
@@ -3464,14 +3075,8 @@
           <w:ilvl w:val="1"/>
           <w:numId w:val="5"/>
         </w:numPr>
-        <w:rPr>
-          <w:lang w:val="en-CH"/>
-        </w:rPr>
-      </w:pPr>
-      <w:r>
-        <w:rPr>
-          <w:lang w:val="en-CH"/>
-        </w:rPr>
+      </w:pPr>
+      <w:r>
         <w:t>Strongly agree</w:t>
       </w:r>
     </w:p>
@@ -3482,32 +3087,20 @@
           <w:ilvl w:val="0"/>
           <w:numId w:val="5"/>
         </w:numPr>
-        <w:rPr>
-          <w:lang w:val="en-CH"/>
-        </w:rPr>
-      </w:pPr>
-      <w:r>
-        <w:rPr>
-          <w:lang w:val="en-CH"/>
-        </w:rPr>
-        <w:t>If this were not a simulation, I would have regretted some of the decisions I made.</w:t>
-      </w:r>
-    </w:p>
-    <w:p>
-      <w:pPr>
-        <w:pStyle w:val="ListParagraph"/>
-        <w:numPr>
-          <w:ilvl w:val="1"/>
-          <w:numId w:val="5"/>
-        </w:numPr>
-        <w:rPr>
-          <w:lang w:val="en-CH"/>
-        </w:rPr>
-      </w:pPr>
-      <w:r>
-        <w:rPr>
-          <w:lang w:val="en-CH"/>
-        </w:rPr>
+      </w:pPr>
+      <w:r>
+        <w:t>If a digital credential system is implemented, I would like support in making decisions regarding my digital credentials.</w:t>
+      </w:r>
+    </w:p>
+    <w:p>
+      <w:pPr>
+        <w:pStyle w:val="ListParagraph"/>
+        <w:numPr>
+          <w:ilvl w:val="1"/>
+          <w:numId w:val="5"/>
+        </w:numPr>
+      </w:pPr>
+      <w:r>
         <w:t>Strongly disagree</w:t>
       </w:r>
     </w:p>
@@ -3518,14 +3111,8 @@
           <w:ilvl w:val="1"/>
           <w:numId w:val="5"/>
         </w:numPr>
-        <w:rPr>
-          <w:lang w:val="en-CH"/>
-        </w:rPr>
-      </w:pPr>
-      <w:r>
-        <w:rPr>
-          <w:lang w:val="en-CH"/>
-        </w:rPr>
+      </w:pPr>
+      <w:r>
         <w:t>Disagree</w:t>
       </w:r>
     </w:p>
@@ -3536,14 +3123,8 @@
           <w:ilvl w:val="1"/>
           <w:numId w:val="5"/>
         </w:numPr>
-        <w:rPr>
-          <w:lang w:val="en-CH"/>
-        </w:rPr>
-      </w:pPr>
-      <w:r>
-        <w:rPr>
-          <w:lang w:val="en-CH"/>
-        </w:rPr>
+      </w:pPr>
+      <w:r>
         <w:t>Somewhat disagree</w:t>
       </w:r>
     </w:p>
@@ -3554,14 +3135,8 @@
           <w:ilvl w:val="1"/>
           <w:numId w:val="5"/>
         </w:numPr>
-        <w:rPr>
-          <w:lang w:val="en-CH"/>
-        </w:rPr>
-      </w:pPr>
-      <w:r>
-        <w:rPr>
-          <w:lang w:val="en-CH"/>
-        </w:rPr>
+      </w:pPr>
+      <w:r>
         <w:t>Somewhat agree</w:t>
       </w:r>
     </w:p>
@@ -3572,14 +3147,8 @@
           <w:ilvl w:val="1"/>
           <w:numId w:val="5"/>
         </w:numPr>
-        <w:rPr>
-          <w:lang w:val="en-CH"/>
-        </w:rPr>
-      </w:pPr>
-      <w:r>
-        <w:rPr>
-          <w:lang w:val="en-CH"/>
-        </w:rPr>
+      </w:pPr>
+      <w:r>
         <w:t>Agree</w:t>
       </w:r>
     </w:p>
@@ -3590,14 +3159,8 @@
           <w:ilvl w:val="1"/>
           <w:numId w:val="5"/>
         </w:numPr>
-        <w:rPr>
-          <w:lang w:val="en-CH"/>
-        </w:rPr>
-      </w:pPr>
-      <w:r>
-        <w:rPr>
-          <w:lang w:val="en-CH"/>
-        </w:rPr>
+      </w:pPr>
+      <w:r>
         <w:t>Strongly agree</w:t>
       </w:r>
     </w:p>
@@ -3608,32 +3171,20 @@
           <w:ilvl w:val="0"/>
           <w:numId w:val="5"/>
         </w:numPr>
-        <w:rPr>
-          <w:lang w:val="en-CH"/>
-        </w:rPr>
-      </w:pPr>
-      <w:r>
-        <w:rPr>
-          <w:lang w:val="en-CH"/>
-        </w:rPr>
-        <w:t>If a digital credential system is implemented, I feel confident that I have the skills to make the right choice for myself regarding my digital credentials.</w:t>
-      </w:r>
-    </w:p>
-    <w:p>
-      <w:pPr>
-        <w:pStyle w:val="ListParagraph"/>
-        <w:numPr>
-          <w:ilvl w:val="1"/>
-          <w:numId w:val="5"/>
-        </w:numPr>
-        <w:rPr>
-          <w:lang w:val="en-CH"/>
-        </w:rPr>
-      </w:pPr>
-      <w:r>
-        <w:rPr>
-          <w:lang w:val="en-CH"/>
-        </w:rPr>
+      </w:pPr>
+      <w:r>
+        <w:t>I took the Privacy Assistant into consideration when making my decisions.</w:t>
+      </w:r>
+    </w:p>
+    <w:p>
+      <w:pPr>
+        <w:pStyle w:val="ListParagraph"/>
+        <w:numPr>
+          <w:ilvl w:val="1"/>
+          <w:numId w:val="5"/>
+        </w:numPr>
+      </w:pPr>
+      <w:r>
         <w:t>Strongly disagree</w:t>
       </w:r>
     </w:p>
@@ -3644,14 +3195,8 @@
           <w:ilvl w:val="1"/>
           <w:numId w:val="5"/>
         </w:numPr>
-        <w:rPr>
-          <w:lang w:val="en-CH"/>
-        </w:rPr>
-      </w:pPr>
-      <w:r>
-        <w:rPr>
-          <w:lang w:val="en-CH"/>
-        </w:rPr>
+      </w:pPr>
+      <w:r>
         <w:t>Disagree</w:t>
       </w:r>
     </w:p>
@@ -3662,14 +3207,8 @@
           <w:ilvl w:val="1"/>
           <w:numId w:val="5"/>
         </w:numPr>
-        <w:rPr>
-          <w:lang w:val="en-CH"/>
-        </w:rPr>
-      </w:pPr>
-      <w:r>
-        <w:rPr>
-          <w:lang w:val="en-CH"/>
-        </w:rPr>
+      </w:pPr>
+      <w:r>
         <w:t>Somewhat disagree</w:t>
       </w:r>
     </w:p>
@@ -3680,14 +3219,8 @@
           <w:ilvl w:val="1"/>
           <w:numId w:val="5"/>
         </w:numPr>
-        <w:rPr>
-          <w:lang w:val="en-CH"/>
-        </w:rPr>
-      </w:pPr>
-      <w:r>
-        <w:rPr>
-          <w:lang w:val="en-CH"/>
-        </w:rPr>
+      </w:pPr>
+      <w:r>
         <w:t>Somewhat agree</w:t>
       </w:r>
     </w:p>
@@ -3698,14 +3231,8 @@
           <w:ilvl w:val="1"/>
           <w:numId w:val="5"/>
         </w:numPr>
-        <w:rPr>
-          <w:lang w:val="en-CH"/>
-        </w:rPr>
-      </w:pPr>
-      <w:r>
-        <w:rPr>
-          <w:lang w:val="en-CH"/>
-        </w:rPr>
+      </w:pPr>
+      <w:r>
         <w:t>Agree</w:t>
       </w:r>
     </w:p>
@@ -3716,14 +3243,8 @@
           <w:ilvl w:val="1"/>
           <w:numId w:val="5"/>
         </w:numPr>
-        <w:rPr>
-          <w:lang w:val="en-CH"/>
-        </w:rPr>
-      </w:pPr>
-      <w:r>
-        <w:rPr>
-          <w:lang w:val="en-CH"/>
-        </w:rPr>
+      </w:pPr>
+      <w:r>
         <w:t>Strongly agree</w:t>
       </w:r>
     </w:p>
@@ -3734,32 +3255,20 @@
           <w:ilvl w:val="0"/>
           <w:numId w:val="5"/>
         </w:numPr>
-        <w:rPr>
-          <w:lang w:val="en-CH"/>
-        </w:rPr>
-      </w:pPr>
-      <w:r>
-        <w:rPr>
-          <w:lang w:val="en-CH"/>
-        </w:rPr>
-        <w:t>If a digital credential system is implemented, I would like support in making decisions regarding my digital credentials.</w:t>
-      </w:r>
-    </w:p>
-    <w:p>
-      <w:pPr>
-        <w:pStyle w:val="ListParagraph"/>
-        <w:numPr>
-          <w:ilvl w:val="1"/>
-          <w:numId w:val="5"/>
-        </w:numPr>
-        <w:rPr>
-          <w:lang w:val="en-CH"/>
-        </w:rPr>
-      </w:pPr>
-      <w:r>
-        <w:rPr>
-          <w:lang w:val="en-CH"/>
-        </w:rPr>
+      </w:pPr>
+      <w:r>
+        <w:t>I trust the Privacy Assistant.</w:t>
+      </w:r>
+    </w:p>
+    <w:p>
+      <w:pPr>
+        <w:pStyle w:val="ListParagraph"/>
+        <w:numPr>
+          <w:ilvl w:val="1"/>
+          <w:numId w:val="5"/>
+        </w:numPr>
+      </w:pPr>
+      <w:r>
         <w:t>Strongly disagree</w:t>
       </w:r>
     </w:p>
@@ -3770,14 +3279,8 @@
           <w:ilvl w:val="1"/>
           <w:numId w:val="5"/>
         </w:numPr>
-        <w:rPr>
-          <w:lang w:val="en-CH"/>
-        </w:rPr>
-      </w:pPr>
-      <w:r>
-        <w:rPr>
-          <w:lang w:val="en-CH"/>
-        </w:rPr>
+      </w:pPr>
+      <w:r>
         <w:t>Disagree</w:t>
       </w:r>
     </w:p>
@@ -3788,14 +3291,8 @@
           <w:ilvl w:val="1"/>
           <w:numId w:val="5"/>
         </w:numPr>
-        <w:rPr>
-          <w:lang w:val="en-CH"/>
-        </w:rPr>
-      </w:pPr>
-      <w:r>
-        <w:rPr>
-          <w:lang w:val="en-CH"/>
-        </w:rPr>
+      </w:pPr>
+      <w:r>
         <w:t>Somewhat disagree</w:t>
       </w:r>
     </w:p>
@@ -3806,14 +3303,8 @@
           <w:ilvl w:val="1"/>
           <w:numId w:val="5"/>
         </w:numPr>
-        <w:rPr>
-          <w:lang w:val="en-CH"/>
-        </w:rPr>
-      </w:pPr>
-      <w:r>
-        <w:rPr>
-          <w:lang w:val="en-CH"/>
-        </w:rPr>
+      </w:pPr>
+      <w:r>
         <w:t>Somewhat agree</w:t>
       </w:r>
     </w:p>
@@ -3824,14 +3315,8 @@
           <w:ilvl w:val="1"/>
           <w:numId w:val="5"/>
         </w:numPr>
-        <w:rPr>
-          <w:lang w:val="en-CH"/>
-        </w:rPr>
-      </w:pPr>
-      <w:r>
-        <w:rPr>
-          <w:lang w:val="en-CH"/>
-        </w:rPr>
+      </w:pPr>
+      <w:r>
         <w:t>Agree</w:t>
       </w:r>
     </w:p>
@@ -3842,14 +3327,8 @@
           <w:ilvl w:val="1"/>
           <w:numId w:val="5"/>
         </w:numPr>
-        <w:rPr>
-          <w:lang w:val="en-CH"/>
-        </w:rPr>
-      </w:pPr>
-      <w:r>
-        <w:rPr>
-          <w:lang w:val="en-CH"/>
-        </w:rPr>
+      </w:pPr>
+      <w:r>
         <w:t>Strongly agree</w:t>
       </w:r>
     </w:p>
@@ -3860,32 +3339,20 @@
           <w:ilvl w:val="0"/>
           <w:numId w:val="5"/>
         </w:numPr>
-        <w:rPr>
-          <w:lang w:val="en-CH"/>
-        </w:rPr>
-      </w:pPr>
-      <w:r>
-        <w:rPr>
-          <w:lang w:val="en-CH"/>
-        </w:rPr>
-        <w:t>I took the Privacy Assistant into consideration when making my decisions.</w:t>
-      </w:r>
-    </w:p>
-    <w:p>
-      <w:pPr>
-        <w:pStyle w:val="ListParagraph"/>
-        <w:numPr>
-          <w:ilvl w:val="1"/>
-          <w:numId w:val="5"/>
-        </w:numPr>
-        <w:rPr>
-          <w:lang w:val="en-CH"/>
-        </w:rPr>
-      </w:pPr>
-      <w:r>
-        <w:rPr>
-          <w:lang w:val="en-CH"/>
-        </w:rPr>
+      </w:pPr>
+      <w:r>
+        <w:t>The information that the Privacy Assistant provided was useful to me.</w:t>
+      </w:r>
+    </w:p>
+    <w:p>
+      <w:pPr>
+        <w:pStyle w:val="ListParagraph"/>
+        <w:numPr>
+          <w:ilvl w:val="1"/>
+          <w:numId w:val="5"/>
+        </w:numPr>
+      </w:pPr>
+      <w:r>
         <w:t>Strongly disagree</w:t>
       </w:r>
     </w:p>
@@ -3896,14 +3363,8 @@
           <w:ilvl w:val="1"/>
           <w:numId w:val="5"/>
         </w:numPr>
-        <w:rPr>
-          <w:lang w:val="en-CH"/>
-        </w:rPr>
-      </w:pPr>
-      <w:r>
-        <w:rPr>
-          <w:lang w:val="en-CH"/>
-        </w:rPr>
+      </w:pPr>
+      <w:r>
         <w:t>Disagree</w:t>
       </w:r>
     </w:p>
@@ -3914,14 +3375,8 @@
           <w:ilvl w:val="1"/>
           <w:numId w:val="5"/>
         </w:numPr>
-        <w:rPr>
-          <w:lang w:val="en-CH"/>
-        </w:rPr>
-      </w:pPr>
-      <w:r>
-        <w:rPr>
-          <w:lang w:val="en-CH"/>
-        </w:rPr>
+      </w:pPr>
+      <w:r>
         <w:t>Somewhat disagree</w:t>
       </w:r>
     </w:p>
@@ -3932,14 +3387,8 @@
           <w:ilvl w:val="1"/>
           <w:numId w:val="5"/>
         </w:numPr>
-        <w:rPr>
-          <w:lang w:val="en-CH"/>
-        </w:rPr>
-      </w:pPr>
-      <w:r>
-        <w:rPr>
-          <w:lang w:val="en-CH"/>
-        </w:rPr>
+      </w:pPr>
+      <w:r>
         <w:t>Somewhat agree</w:t>
       </w:r>
     </w:p>
@@ -3950,14 +3399,8 @@
           <w:ilvl w:val="1"/>
           <w:numId w:val="5"/>
         </w:numPr>
-        <w:rPr>
-          <w:lang w:val="en-CH"/>
-        </w:rPr>
-      </w:pPr>
-      <w:r>
-        <w:rPr>
-          <w:lang w:val="en-CH"/>
-        </w:rPr>
+      </w:pPr>
+      <w:r>
         <w:t>Agree</w:t>
       </w:r>
     </w:p>
@@ -3968,14 +3411,8 @@
           <w:ilvl w:val="1"/>
           <w:numId w:val="5"/>
         </w:numPr>
-        <w:rPr>
-          <w:lang w:val="en-CH"/>
-        </w:rPr>
-      </w:pPr>
-      <w:r>
-        <w:rPr>
-          <w:lang w:val="en-CH"/>
-        </w:rPr>
+      </w:pPr>
+      <w:r>
         <w:t>Strongly agree</w:t>
       </w:r>
     </w:p>
@@ -3986,32 +3423,20 @@
           <w:ilvl w:val="0"/>
           <w:numId w:val="5"/>
         </w:numPr>
-        <w:rPr>
-          <w:lang w:val="en-CH"/>
-        </w:rPr>
-      </w:pPr>
-      <w:r>
-        <w:rPr>
-          <w:lang w:val="en-CH"/>
-        </w:rPr>
-        <w:t>I trust the Privacy Assistant.</w:t>
-      </w:r>
-    </w:p>
-    <w:p>
-      <w:pPr>
-        <w:pStyle w:val="ListParagraph"/>
-        <w:numPr>
-          <w:ilvl w:val="1"/>
-          <w:numId w:val="5"/>
-        </w:numPr>
-        <w:rPr>
-          <w:lang w:val="en-CH"/>
-        </w:rPr>
-      </w:pPr>
-      <w:r>
-        <w:rPr>
-          <w:lang w:val="en-CH"/>
-        </w:rPr>
+      </w:pPr>
+      <w:r>
+        <w:t>The Privacy Assistant provided information that I found unexpected or strange.</w:t>
+      </w:r>
+    </w:p>
+    <w:p>
+      <w:pPr>
+        <w:pStyle w:val="ListParagraph"/>
+        <w:numPr>
+          <w:ilvl w:val="1"/>
+          <w:numId w:val="5"/>
+        </w:numPr>
+      </w:pPr>
+      <w:r>
         <w:t>Strongly disagree</w:t>
       </w:r>
     </w:p>
@@ -4022,14 +3447,8 @@
           <w:ilvl w:val="1"/>
           <w:numId w:val="5"/>
         </w:numPr>
-        <w:rPr>
-          <w:lang w:val="en-CH"/>
-        </w:rPr>
-      </w:pPr>
-      <w:r>
-        <w:rPr>
-          <w:lang w:val="en-CH"/>
-        </w:rPr>
+      </w:pPr>
+      <w:r>
         <w:t>Disagree</w:t>
       </w:r>
     </w:p>
@@ -4040,14 +3459,8 @@
           <w:ilvl w:val="1"/>
           <w:numId w:val="5"/>
         </w:numPr>
-        <w:rPr>
-          <w:lang w:val="en-CH"/>
-        </w:rPr>
-      </w:pPr>
-      <w:r>
-        <w:rPr>
-          <w:lang w:val="en-CH"/>
-        </w:rPr>
+      </w:pPr>
+      <w:r>
         <w:t>Somewhat disagree</w:t>
       </w:r>
     </w:p>
@@ -4058,14 +3471,8 @@
           <w:ilvl w:val="1"/>
           <w:numId w:val="5"/>
         </w:numPr>
-        <w:rPr>
-          <w:lang w:val="en-CH"/>
-        </w:rPr>
-      </w:pPr>
-      <w:r>
-        <w:rPr>
-          <w:lang w:val="en-CH"/>
-        </w:rPr>
+      </w:pPr>
+      <w:r>
         <w:t>Somewhat agree</w:t>
       </w:r>
     </w:p>
@@ -4076,14 +3483,8 @@
           <w:ilvl w:val="1"/>
           <w:numId w:val="5"/>
         </w:numPr>
-        <w:rPr>
-          <w:lang w:val="en-CH"/>
-        </w:rPr>
-      </w:pPr>
-      <w:r>
-        <w:rPr>
-          <w:lang w:val="en-CH"/>
-        </w:rPr>
+      </w:pPr>
+      <w:r>
         <w:t>Agree</w:t>
       </w:r>
     </w:p>
@@ -4094,14 +3495,8 @@
           <w:ilvl w:val="1"/>
           <w:numId w:val="5"/>
         </w:numPr>
-        <w:rPr>
-          <w:lang w:val="en-CH"/>
-        </w:rPr>
-      </w:pPr>
-      <w:r>
-        <w:rPr>
-          <w:lang w:val="en-CH"/>
-        </w:rPr>
+      </w:pPr>
+      <w:r>
         <w:t>Strongly agree</w:t>
       </w:r>
     </w:p>
@@ -4112,32 +3507,20 @@
           <w:ilvl w:val="0"/>
           <w:numId w:val="5"/>
         </w:numPr>
-        <w:rPr>
-          <w:lang w:val="en-CH"/>
-        </w:rPr>
-      </w:pPr>
-      <w:r>
-        <w:rPr>
-          <w:lang w:val="en-CH"/>
-        </w:rPr>
-        <w:t>The information that the Privacy Assistant provided was useful to me.</w:t>
-      </w:r>
-    </w:p>
-    <w:p>
-      <w:pPr>
-        <w:pStyle w:val="ListParagraph"/>
-        <w:numPr>
-          <w:ilvl w:val="1"/>
-          <w:numId w:val="5"/>
-        </w:numPr>
-        <w:rPr>
-          <w:lang w:val="en-CH"/>
-        </w:rPr>
-      </w:pPr>
-      <w:r>
-        <w:rPr>
-          <w:lang w:val="en-CH"/>
-        </w:rPr>
+      </w:pPr>
+      <w:r>
+        <w:t>I liked seeing the Privacy Assistant.</w:t>
+      </w:r>
+    </w:p>
+    <w:p>
+      <w:pPr>
+        <w:pStyle w:val="ListParagraph"/>
+        <w:numPr>
+          <w:ilvl w:val="1"/>
+          <w:numId w:val="5"/>
+        </w:numPr>
+      </w:pPr>
+      <w:r>
         <w:t>Strongly disagree</w:t>
       </w:r>
     </w:p>
@@ -4148,15 +3531,93 @@
           <w:ilvl w:val="1"/>
           <w:numId w:val="5"/>
         </w:numPr>
-        <w:rPr>
-          <w:lang w:val="en-CH"/>
-        </w:rPr>
-      </w:pPr>
-      <w:r>
-        <w:rPr>
-          <w:lang w:val="en-CH"/>
-        </w:rPr>
+      </w:pPr>
+      <w:r>
+        <w:t>Disagree</w:t>
+      </w:r>
+    </w:p>
+    <w:p>
+      <w:pPr>
+        <w:pStyle w:val="ListParagraph"/>
+        <w:numPr>
+          <w:ilvl w:val="1"/>
+          <w:numId w:val="5"/>
+        </w:numPr>
+      </w:pPr>
+      <w:r>
         <w:lastRenderedPageBreak/>
+        <w:t>Somewhat disagree</w:t>
+      </w:r>
+    </w:p>
+    <w:p>
+      <w:pPr>
+        <w:pStyle w:val="ListParagraph"/>
+        <w:numPr>
+          <w:ilvl w:val="1"/>
+          <w:numId w:val="5"/>
+        </w:numPr>
+      </w:pPr>
+      <w:r>
+        <w:t>Somewhat agree</w:t>
+      </w:r>
+    </w:p>
+    <w:p>
+      <w:pPr>
+        <w:pStyle w:val="ListParagraph"/>
+        <w:numPr>
+          <w:ilvl w:val="1"/>
+          <w:numId w:val="5"/>
+        </w:numPr>
+      </w:pPr>
+      <w:r>
+        <w:t>Agree</w:t>
+      </w:r>
+    </w:p>
+    <w:p>
+      <w:pPr>
+        <w:pStyle w:val="ListParagraph"/>
+        <w:numPr>
+          <w:ilvl w:val="1"/>
+          <w:numId w:val="5"/>
+        </w:numPr>
+      </w:pPr>
+      <w:r>
+        <w:t>Strongly agree</w:t>
+      </w:r>
+    </w:p>
+    <w:p>
+      <w:pPr>
+        <w:pStyle w:val="ListParagraph"/>
+        <w:numPr>
+          <w:ilvl w:val="0"/>
+          <w:numId w:val="5"/>
+        </w:numPr>
+      </w:pPr>
+      <w:r>
+        <w:t>I made better decisions because of the Privacy Assistant.</w:t>
+      </w:r>
+    </w:p>
+    <w:p>
+      <w:pPr>
+        <w:pStyle w:val="ListParagraph"/>
+        <w:numPr>
+          <w:ilvl w:val="1"/>
+          <w:numId w:val="5"/>
+        </w:numPr>
+      </w:pPr>
+      <w:r>
+        <w:t>Strongly disagree</w:t>
+      </w:r>
+    </w:p>
+    <w:p>
+      <w:pPr>
+        <w:pStyle w:val="ListParagraph"/>
+        <w:numPr>
+          <w:ilvl w:val="1"/>
+          <w:numId w:val="5"/>
+        </w:numPr>
+      </w:pPr>
+      <w:r>
         <w:t>Disagree</w:t>
       </w:r>
     </w:p>
@@ -4167,14 +3628,8 @@
           <w:ilvl w:val="1"/>
           <w:numId w:val="5"/>
         </w:numPr>
-        <w:rPr>
-          <w:lang w:val="en-CH"/>
-        </w:rPr>
-      </w:pPr>
-      <w:r>
-        <w:rPr>
-          <w:lang w:val="en-CH"/>
-        </w:rPr>
+      </w:pPr>
+      <w:r>
         <w:t>Somewhat disagree</w:t>
       </w:r>
     </w:p>
@@ -4185,14 +3640,8 @@
           <w:ilvl w:val="1"/>
           <w:numId w:val="5"/>
         </w:numPr>
-        <w:rPr>
-          <w:lang w:val="en-CH"/>
-        </w:rPr>
-      </w:pPr>
-      <w:r>
-        <w:rPr>
-          <w:lang w:val="en-CH"/>
-        </w:rPr>
+      </w:pPr>
+      <w:r>
         <w:t>Somewhat agree</w:t>
       </w:r>
     </w:p>
@@ -4203,14 +3652,8 @@
           <w:ilvl w:val="1"/>
           <w:numId w:val="5"/>
         </w:numPr>
-        <w:rPr>
-          <w:lang w:val="en-CH"/>
-        </w:rPr>
-      </w:pPr>
-      <w:r>
-        <w:rPr>
-          <w:lang w:val="en-CH"/>
-        </w:rPr>
+      </w:pPr>
+      <w:r>
         <w:t>Agree</w:t>
       </w:r>
     </w:p>
@@ -4221,14 +3664,8 @@
           <w:ilvl w:val="1"/>
           <w:numId w:val="5"/>
         </w:numPr>
-        <w:rPr>
-          <w:lang w:val="en-CH"/>
-        </w:rPr>
-      </w:pPr>
-      <w:r>
-        <w:rPr>
-          <w:lang w:val="en-CH"/>
-        </w:rPr>
+      </w:pPr>
+      <w:r>
         <w:t>Strongly agree</w:t>
       </w:r>
     </w:p>
@@ -4239,32 +3676,20 @@
           <w:ilvl w:val="0"/>
           <w:numId w:val="5"/>
         </w:numPr>
-        <w:rPr>
-          <w:lang w:val="en-CH"/>
-        </w:rPr>
-      </w:pPr>
-      <w:r>
-        <w:rPr>
-          <w:lang w:val="en-CH"/>
-        </w:rPr>
-        <w:t>The Privacy Assistant provided information that I found unexpected or strange.</w:t>
-      </w:r>
-    </w:p>
-    <w:p>
-      <w:pPr>
-        <w:pStyle w:val="ListParagraph"/>
-        <w:numPr>
-          <w:ilvl w:val="1"/>
-          <w:numId w:val="5"/>
-        </w:numPr>
-        <w:rPr>
-          <w:lang w:val="en-CH"/>
-        </w:rPr>
-      </w:pPr>
-      <w:r>
-        <w:rPr>
-          <w:lang w:val="en-CH"/>
-        </w:rPr>
+      </w:pPr>
+      <w:r>
+        <w:t>The existence of the Privacy Assistant made me think more about data privacy.</w:t>
+      </w:r>
+    </w:p>
+    <w:p>
+      <w:pPr>
+        <w:pStyle w:val="ListParagraph"/>
+        <w:numPr>
+          <w:ilvl w:val="1"/>
+          <w:numId w:val="5"/>
+        </w:numPr>
+      </w:pPr>
+      <w:r>
         <w:t>Strongly disagree</w:t>
       </w:r>
     </w:p>
@@ -4275,14 +3700,8 @@
           <w:ilvl w:val="1"/>
           <w:numId w:val="5"/>
         </w:numPr>
-        <w:rPr>
-          <w:lang w:val="en-CH"/>
-        </w:rPr>
-      </w:pPr>
-      <w:r>
-        <w:rPr>
-          <w:lang w:val="en-CH"/>
-        </w:rPr>
+      </w:pPr>
+      <w:r>
         <w:t>Disagree</w:t>
       </w:r>
     </w:p>
@@ -4293,14 +3712,8 @@
           <w:ilvl w:val="1"/>
           <w:numId w:val="5"/>
         </w:numPr>
-        <w:rPr>
-          <w:lang w:val="en-CH"/>
-        </w:rPr>
-      </w:pPr>
-      <w:r>
-        <w:rPr>
-          <w:lang w:val="en-CH"/>
-        </w:rPr>
+      </w:pPr>
+      <w:r>
         <w:t>Somewhat disagree</w:t>
       </w:r>
     </w:p>
@@ -4311,14 +3724,8 @@
           <w:ilvl w:val="1"/>
           <w:numId w:val="5"/>
         </w:numPr>
-        <w:rPr>
-          <w:lang w:val="en-CH"/>
-        </w:rPr>
-      </w:pPr>
-      <w:r>
-        <w:rPr>
-          <w:lang w:val="en-CH"/>
-        </w:rPr>
+      </w:pPr>
+      <w:r>
         <w:t>Somewhat agree</w:t>
       </w:r>
     </w:p>
@@ -4329,14 +3736,8 @@
           <w:ilvl w:val="1"/>
           <w:numId w:val="5"/>
         </w:numPr>
-        <w:rPr>
-          <w:lang w:val="en-CH"/>
-        </w:rPr>
-      </w:pPr>
-      <w:r>
-        <w:rPr>
-          <w:lang w:val="en-CH"/>
-        </w:rPr>
+      </w:pPr>
+      <w:r>
         <w:t>Agree</w:t>
       </w:r>
     </w:p>
@@ -4347,14 +3748,8 @@
           <w:ilvl w:val="1"/>
           <w:numId w:val="5"/>
         </w:numPr>
-        <w:rPr>
-          <w:lang w:val="en-CH"/>
-        </w:rPr>
-      </w:pPr>
-      <w:r>
-        <w:rPr>
-          <w:lang w:val="en-CH"/>
-        </w:rPr>
+      </w:pPr>
+      <w:r>
         <w:t>Strongly agree</w:t>
       </w:r>
     </w:p>
@@ -4365,32 +3760,20 @@
           <w:ilvl w:val="0"/>
           <w:numId w:val="5"/>
         </w:numPr>
-        <w:rPr>
-          <w:lang w:val="en-CH"/>
-        </w:rPr>
-      </w:pPr>
-      <w:r>
-        <w:rPr>
-          <w:lang w:val="en-CH"/>
-        </w:rPr>
-        <w:t>I liked seeing the Privacy Assistant.</w:t>
-      </w:r>
-    </w:p>
-    <w:p>
-      <w:pPr>
-        <w:pStyle w:val="ListParagraph"/>
-        <w:numPr>
-          <w:ilvl w:val="1"/>
-          <w:numId w:val="5"/>
-        </w:numPr>
-        <w:rPr>
-          <w:lang w:val="en-CH"/>
-        </w:rPr>
-      </w:pPr>
-      <w:r>
-        <w:rPr>
-          <w:lang w:val="en-CH"/>
-        </w:rPr>
+      </w:pPr>
+      <w:r>
+        <w:t>If a digital credential system is implemented, it would be great to have a system like the Privacy Assistant to guide decisions.</w:t>
+      </w:r>
+    </w:p>
+    <w:p>
+      <w:pPr>
+        <w:pStyle w:val="ListParagraph"/>
+        <w:numPr>
+          <w:ilvl w:val="1"/>
+          <w:numId w:val="5"/>
+        </w:numPr>
+      </w:pPr>
+      <w:r>
         <w:t>Strongly disagree</w:t>
       </w:r>
     </w:p>
@@ -4401,14 +3784,8 @@
           <w:ilvl w:val="1"/>
           <w:numId w:val="5"/>
         </w:numPr>
-        <w:rPr>
-          <w:lang w:val="en-CH"/>
-        </w:rPr>
-      </w:pPr>
-      <w:r>
-        <w:rPr>
-          <w:lang w:val="en-CH"/>
-        </w:rPr>
+      </w:pPr>
+      <w:r>
         <w:t>Disagree</w:t>
       </w:r>
     </w:p>
@@ -4419,14 +3796,8 @@
           <w:ilvl w:val="1"/>
           <w:numId w:val="5"/>
         </w:numPr>
-        <w:rPr>
-          <w:lang w:val="en-CH"/>
-        </w:rPr>
-      </w:pPr>
-      <w:r>
-        <w:rPr>
-          <w:lang w:val="en-CH"/>
-        </w:rPr>
+      </w:pPr>
+      <w:r>
         <w:t>Somewhat disagree</w:t>
       </w:r>
     </w:p>
@@ -4437,14 +3808,8 @@
           <w:ilvl w:val="1"/>
           <w:numId w:val="5"/>
         </w:numPr>
-        <w:rPr>
-          <w:lang w:val="en-CH"/>
-        </w:rPr>
-      </w:pPr>
-      <w:r>
-        <w:rPr>
-          <w:lang w:val="en-CH"/>
-        </w:rPr>
+      </w:pPr>
+      <w:r>
         <w:t>Somewhat agree</w:t>
       </w:r>
     </w:p>
@@ -4455,14 +3820,8 @@
           <w:ilvl w:val="1"/>
           <w:numId w:val="5"/>
         </w:numPr>
-        <w:rPr>
-          <w:lang w:val="en-CH"/>
-        </w:rPr>
-      </w:pPr>
-      <w:r>
-        <w:rPr>
-          <w:lang w:val="en-CH"/>
-        </w:rPr>
+      </w:pPr>
+      <w:r>
         <w:t>Agree</w:t>
       </w:r>
     </w:p>
@@ -4473,14 +3832,8 @@
           <w:ilvl w:val="1"/>
           <w:numId w:val="5"/>
         </w:numPr>
-        <w:rPr>
-          <w:lang w:val="en-CH"/>
-        </w:rPr>
-      </w:pPr>
-      <w:r>
-        <w:rPr>
-          <w:lang w:val="en-CH"/>
-        </w:rPr>
+      </w:pPr>
+      <w:r>
         <w:t>Strongly agree</w:t>
       </w:r>
     </w:p>
@@ -4491,392 +3844,8 @@
           <w:ilvl w:val="0"/>
           <w:numId w:val="5"/>
         </w:numPr>
-        <w:rPr>
-          <w:lang w:val="en-CH"/>
-        </w:rPr>
-      </w:pPr>
-      <w:r>
-        <w:rPr>
-          <w:lang w:val="en-CH"/>
-        </w:rPr>
-        <w:t>I made better decisions because of the Privacy Assistant.</w:t>
-      </w:r>
-    </w:p>
-    <w:p>
-      <w:pPr>
-        <w:pStyle w:val="ListParagraph"/>
-        <w:numPr>
-          <w:ilvl w:val="1"/>
-          <w:numId w:val="5"/>
-        </w:numPr>
-        <w:rPr>
-          <w:lang w:val="en-CH"/>
-        </w:rPr>
-      </w:pPr>
-      <w:r>
-        <w:rPr>
-          <w:lang w:val="en-CH"/>
-        </w:rPr>
-        <w:t>Strongly disagree</w:t>
-      </w:r>
-    </w:p>
-    <w:p>
-      <w:pPr>
-        <w:pStyle w:val="ListParagraph"/>
-        <w:numPr>
-          <w:ilvl w:val="1"/>
-          <w:numId w:val="5"/>
-        </w:numPr>
-        <w:rPr>
-          <w:lang w:val="en-CH"/>
-        </w:rPr>
-      </w:pPr>
-      <w:r>
-        <w:rPr>
-          <w:lang w:val="en-CH"/>
-        </w:rPr>
-        <w:t>Disagree</w:t>
-      </w:r>
-    </w:p>
-    <w:p>
-      <w:pPr>
-        <w:pStyle w:val="ListParagraph"/>
-        <w:numPr>
-          <w:ilvl w:val="1"/>
-          <w:numId w:val="5"/>
-        </w:numPr>
-        <w:rPr>
-          <w:lang w:val="en-CH"/>
-        </w:rPr>
-      </w:pPr>
-      <w:r>
-        <w:rPr>
-          <w:lang w:val="en-CH"/>
-        </w:rPr>
-        <w:t>Somewhat disagree</w:t>
-      </w:r>
-    </w:p>
-    <w:p>
-      <w:pPr>
-        <w:pStyle w:val="ListParagraph"/>
-        <w:numPr>
-          <w:ilvl w:val="1"/>
-          <w:numId w:val="5"/>
-        </w:numPr>
-        <w:rPr>
-          <w:lang w:val="en-CH"/>
-        </w:rPr>
-      </w:pPr>
-      <w:r>
-        <w:rPr>
-          <w:lang w:val="en-CH"/>
-        </w:rPr>
-        <w:t>Somewhat agree</w:t>
-      </w:r>
-    </w:p>
-    <w:p>
-      <w:pPr>
-        <w:pStyle w:val="ListParagraph"/>
-        <w:numPr>
-          <w:ilvl w:val="1"/>
-          <w:numId w:val="5"/>
-        </w:numPr>
-        <w:rPr>
-          <w:lang w:val="en-CH"/>
-        </w:rPr>
-      </w:pPr>
-      <w:r>
-        <w:rPr>
-          <w:lang w:val="en-CH"/>
-        </w:rPr>
-        <w:t>Agree</w:t>
-      </w:r>
-    </w:p>
-    <w:p>
-      <w:pPr>
-        <w:pStyle w:val="ListParagraph"/>
-        <w:numPr>
-          <w:ilvl w:val="1"/>
-          <w:numId w:val="5"/>
-        </w:numPr>
-        <w:rPr>
-          <w:lang w:val="en-CH"/>
-        </w:rPr>
-      </w:pPr>
-      <w:r>
-        <w:rPr>
-          <w:lang w:val="en-CH"/>
-        </w:rPr>
-        <w:t>Strongly agree</w:t>
-      </w:r>
-    </w:p>
-    <w:p>
-      <w:pPr>
-        <w:pStyle w:val="ListParagraph"/>
-        <w:numPr>
-          <w:ilvl w:val="0"/>
-          <w:numId w:val="5"/>
-        </w:numPr>
-        <w:rPr>
-          <w:lang w:val="en-CH"/>
-        </w:rPr>
-      </w:pPr>
-      <w:r>
-        <w:rPr>
-          <w:lang w:val="en-CH"/>
-        </w:rPr>
-        <w:t>The existence of the Privacy Assistant made me think more about data privacy.</w:t>
-      </w:r>
-    </w:p>
-    <w:p>
-      <w:pPr>
-        <w:pStyle w:val="ListParagraph"/>
-        <w:numPr>
-          <w:ilvl w:val="1"/>
-          <w:numId w:val="5"/>
-        </w:numPr>
-        <w:rPr>
-          <w:lang w:val="en-CH"/>
-        </w:rPr>
-      </w:pPr>
-      <w:r>
-        <w:rPr>
-          <w:lang w:val="en-CH"/>
-        </w:rPr>
-        <w:t>Strongly disagree</w:t>
-      </w:r>
-    </w:p>
-    <w:p>
-      <w:pPr>
-        <w:pStyle w:val="ListParagraph"/>
-        <w:numPr>
-          <w:ilvl w:val="1"/>
-          <w:numId w:val="5"/>
-        </w:numPr>
-        <w:rPr>
-          <w:lang w:val="en-CH"/>
-        </w:rPr>
-      </w:pPr>
-      <w:r>
-        <w:rPr>
-          <w:lang w:val="en-CH"/>
-        </w:rPr>
-        <w:t>Disagree</w:t>
-      </w:r>
-    </w:p>
-    <w:p>
-      <w:pPr>
-        <w:pStyle w:val="ListParagraph"/>
-        <w:numPr>
-          <w:ilvl w:val="1"/>
-          <w:numId w:val="5"/>
-        </w:numPr>
-        <w:rPr>
-          <w:lang w:val="en-CH"/>
-        </w:rPr>
-      </w:pPr>
-      <w:r>
-        <w:rPr>
-          <w:lang w:val="en-CH"/>
-        </w:rPr>
-        <w:t>Somewhat disagree</w:t>
-      </w:r>
-    </w:p>
-    <w:p>
-      <w:pPr>
-        <w:pStyle w:val="ListParagraph"/>
-        <w:numPr>
-          <w:ilvl w:val="1"/>
-          <w:numId w:val="5"/>
-        </w:numPr>
-        <w:rPr>
-          <w:lang w:val="en-CH"/>
-        </w:rPr>
-      </w:pPr>
-      <w:r>
-        <w:rPr>
-          <w:lang w:val="en-CH"/>
-        </w:rPr>
-        <w:t>Somewhat agree</w:t>
-      </w:r>
-    </w:p>
-    <w:p>
-      <w:pPr>
-        <w:pStyle w:val="ListParagraph"/>
-        <w:numPr>
-          <w:ilvl w:val="1"/>
-          <w:numId w:val="5"/>
-        </w:numPr>
-        <w:rPr>
-          <w:lang w:val="en-CH"/>
-        </w:rPr>
-      </w:pPr>
-      <w:r>
-        <w:rPr>
-          <w:lang w:val="en-CH"/>
-        </w:rPr>
-        <w:t>Agree</w:t>
-      </w:r>
-    </w:p>
-    <w:p>
-      <w:pPr>
-        <w:pStyle w:val="ListParagraph"/>
-        <w:numPr>
-          <w:ilvl w:val="1"/>
-          <w:numId w:val="5"/>
-        </w:numPr>
-        <w:rPr>
-          <w:lang w:val="en-CH"/>
-        </w:rPr>
-      </w:pPr>
-      <w:r>
-        <w:rPr>
-          <w:lang w:val="en-CH"/>
-        </w:rPr>
-        <w:t>Strongly agree</w:t>
-      </w:r>
-    </w:p>
-    <w:p>
-      <w:pPr>
-        <w:pStyle w:val="ListParagraph"/>
-        <w:numPr>
-          <w:ilvl w:val="0"/>
-          <w:numId w:val="5"/>
-        </w:numPr>
-        <w:rPr>
-          <w:lang w:val="en-CH"/>
-        </w:rPr>
-      </w:pPr>
-      <w:r>
-        <w:rPr>
-          <w:lang w:val="en-CH"/>
-        </w:rPr>
-        <w:t>If a digital credential system is implemented, it would be great to have a system like the Privacy Assistant to guide decisions.</w:t>
-      </w:r>
-    </w:p>
-    <w:p>
-      <w:pPr>
-        <w:pStyle w:val="ListParagraph"/>
-        <w:numPr>
-          <w:ilvl w:val="1"/>
-          <w:numId w:val="5"/>
-        </w:numPr>
-        <w:rPr>
-          <w:lang w:val="en-CH"/>
-        </w:rPr>
-      </w:pPr>
-      <w:r>
-        <w:rPr>
-          <w:lang w:val="en-CH"/>
-        </w:rPr>
-        <w:t>Strongly disagree</w:t>
-      </w:r>
-    </w:p>
-    <w:p>
-      <w:pPr>
-        <w:pStyle w:val="ListParagraph"/>
-        <w:numPr>
-          <w:ilvl w:val="1"/>
-          <w:numId w:val="5"/>
-        </w:numPr>
-        <w:rPr>
-          <w:lang w:val="en-CH"/>
-        </w:rPr>
-      </w:pPr>
-      <w:r>
-        <w:rPr>
-          <w:lang w:val="en-CH"/>
-        </w:rPr>
-        <w:t>Disagree</w:t>
-      </w:r>
-    </w:p>
-    <w:p>
-      <w:pPr>
-        <w:pStyle w:val="ListParagraph"/>
-        <w:numPr>
-          <w:ilvl w:val="1"/>
-          <w:numId w:val="5"/>
-        </w:numPr>
-        <w:rPr>
-          <w:lang w:val="en-CH"/>
-        </w:rPr>
-      </w:pPr>
-      <w:r>
-        <w:rPr>
-          <w:lang w:val="en-CH"/>
-        </w:rPr>
-        <w:t>Somewhat disagree</w:t>
-      </w:r>
-    </w:p>
-    <w:p>
-      <w:pPr>
-        <w:pStyle w:val="ListParagraph"/>
-        <w:numPr>
-          <w:ilvl w:val="1"/>
-          <w:numId w:val="5"/>
-        </w:numPr>
-        <w:rPr>
-          <w:lang w:val="en-CH"/>
-        </w:rPr>
-      </w:pPr>
-      <w:r>
-        <w:rPr>
-          <w:lang w:val="en-CH"/>
-        </w:rPr>
-        <w:t>Somewhat agree</w:t>
-      </w:r>
-    </w:p>
-    <w:p>
-      <w:pPr>
-        <w:pStyle w:val="ListParagraph"/>
-        <w:numPr>
-          <w:ilvl w:val="1"/>
-          <w:numId w:val="5"/>
-        </w:numPr>
-        <w:rPr>
-          <w:lang w:val="en-CH"/>
-        </w:rPr>
-      </w:pPr>
-      <w:r>
-        <w:rPr>
-          <w:lang w:val="en-CH"/>
-        </w:rPr>
-        <w:t>Agree</w:t>
-      </w:r>
-    </w:p>
-    <w:p>
-      <w:pPr>
-        <w:pStyle w:val="ListParagraph"/>
-        <w:numPr>
-          <w:ilvl w:val="1"/>
-          <w:numId w:val="5"/>
-        </w:numPr>
-        <w:rPr>
-          <w:lang w:val="en-CH"/>
-        </w:rPr>
-      </w:pPr>
-      <w:r>
-        <w:rPr>
-          <w:lang w:val="en-CH"/>
-        </w:rPr>
-        <w:t>Strongly agree</w:t>
-      </w:r>
-    </w:p>
-    <w:p>
-      <w:pPr>
-        <w:pStyle w:val="ListParagraph"/>
-        <w:numPr>
-          <w:ilvl w:val="0"/>
-          <w:numId w:val="5"/>
-        </w:numPr>
-        <w:rPr>
-          <w:lang w:val="en-CH"/>
-        </w:rPr>
-      </w:pPr>
-      <w:r>
-        <w:rPr>
-          <w:lang w:val="en-CH"/>
-        </w:rPr>
+      </w:pPr>
+      <w:r>
         <w:t>Comment</w:t>
       </w:r>
     </w:p>
@@ -4887,14 +3856,8 @@
           <w:ilvl w:val="1"/>
           <w:numId w:val="5"/>
         </w:numPr>
-        <w:rPr>
-          <w:lang w:val="en-CH"/>
-        </w:rPr>
-      </w:pPr>
-      <w:r>
-        <w:rPr>
-          <w:lang w:val="en-CH"/>
-        </w:rPr>
+      </w:pPr>
+      <w:r>
         <w:t>Free text</w:t>
       </w:r>
     </w:p>
@@ -5226,6 +4189,119 @@
     </w:lvl>
   </w:abstractNum>
   <w:abstractNum w:abstractNumId="2" w15:restartNumberingAfterBreak="0">
+    <w:nsid w:val="3EC9670A"/>
+    <w:multiLevelType w:val="hybridMultilevel"/>
+    <w:tmpl w:val="63E0124A"/>
+    <w:lvl w:ilvl="0" w:tplc="20000001">
+      <w:start w:val="1"/>
+      <w:numFmt w:val="bullet"/>
+      <w:lvlText w:val=""/>
+      <w:lvlJc w:val="left"/>
+      <w:pPr>
+        <w:ind w:left="720" w:hanging="360"/>
+      </w:pPr>
+      <w:rPr>
+        <w:rFonts w:ascii="Symbol" w:hAnsi="Symbol" w:hint="default"/>
+      </w:rPr>
+    </w:lvl>
+    <w:lvl w:ilvl="1" w:tplc="20000003" w:tentative="1">
+      <w:start w:val="1"/>
+      <w:numFmt w:val="bullet"/>
+      <w:lvlText w:val="o"/>
+      <w:lvlJc w:val="left"/>
+      <w:pPr>
+        <w:ind w:left="1440" w:hanging="360"/>
+      </w:pPr>
+      <w:rPr>
+        <w:rFonts w:ascii="Courier New" w:hAnsi="Courier New" w:cs="Courier New" w:hint="default"/>
+      </w:rPr>
+    </w:lvl>
+    <w:lvl w:ilvl="2" w:tplc="20000005" w:tentative="1">
+      <w:start w:val="1"/>
+      <w:numFmt w:val="bullet"/>
+      <w:lvlText w:val=""/>
+      <w:lvlJc w:val="left"/>
+      <w:pPr>
+        <w:ind w:left="2160" w:hanging="360"/>
+      </w:pPr>
+      <w:rPr>
+        <w:rFonts w:ascii="Wingdings" w:hAnsi="Wingdings" w:hint="default"/>
+      </w:rPr>
+    </w:lvl>
+    <w:lvl w:ilvl="3" w:tplc="20000001" w:tentative="1">
+      <w:start w:val="1"/>
+      <w:numFmt w:val="bullet"/>
+      <w:lvlText w:val=""/>
+      <w:lvlJc w:val="left"/>
+      <w:pPr>
+        <w:ind w:left="2880" w:hanging="360"/>
+      </w:pPr>
+      <w:rPr>
+        <w:rFonts w:ascii="Symbol" w:hAnsi="Symbol" w:hint="default"/>
+      </w:rPr>
+    </w:lvl>
+    <w:lvl w:ilvl="4" w:tplc="20000003" w:tentative="1">
+      <w:start w:val="1"/>
+      <w:numFmt w:val="bullet"/>
+      <w:lvlText w:val="o"/>
+      <w:lvlJc w:val="left"/>
+      <w:pPr>
+        <w:ind w:left="3600" w:hanging="360"/>
+      </w:pPr>
+      <w:rPr>
+        <w:rFonts w:ascii="Courier New" w:hAnsi="Courier New" w:cs="Courier New" w:hint="default"/>
+      </w:rPr>
+    </w:lvl>
+    <w:lvl w:ilvl="5" w:tplc="20000005" w:tentative="1">
+      <w:start w:val="1"/>
+      <w:numFmt w:val="bullet"/>
+      <w:lvlText w:val=""/>
+      <w:lvlJc w:val="left"/>
+      <w:pPr>
+        <w:ind w:left="4320" w:hanging="360"/>
+      </w:pPr>
+      <w:rPr>
+        <w:rFonts w:ascii="Wingdings" w:hAnsi="Wingdings" w:hint="default"/>
+      </w:rPr>
+    </w:lvl>
+    <w:lvl w:ilvl="6" w:tplc="20000001" w:tentative="1">
+      <w:start w:val="1"/>
+      <w:numFmt w:val="bullet"/>
+      <w:lvlText w:val=""/>
+      <w:lvlJc w:val="left"/>
+      <w:pPr>
+        <w:ind w:left="5040" w:hanging="360"/>
+      </w:pPr>
+      <w:rPr>
+        <w:rFonts w:ascii="Symbol" w:hAnsi="Symbol" w:hint="default"/>
+      </w:rPr>
+    </w:lvl>
+    <w:lvl w:ilvl="7" w:tplc="20000003" w:tentative="1">
+      <w:start w:val="1"/>
+      <w:numFmt w:val="bullet"/>
+      <w:lvlText w:val="o"/>
+      <w:lvlJc w:val="left"/>
+      <w:pPr>
+        <w:ind w:left="5760" w:hanging="360"/>
+      </w:pPr>
+      <w:rPr>
+        <w:rFonts w:ascii="Courier New" w:hAnsi="Courier New" w:cs="Courier New" w:hint="default"/>
+      </w:rPr>
+    </w:lvl>
+    <w:lvl w:ilvl="8" w:tplc="20000005" w:tentative="1">
+      <w:start w:val="1"/>
+      <w:numFmt w:val="bullet"/>
+      <w:lvlText w:val=""/>
+      <w:lvlJc w:val="left"/>
+      <w:pPr>
+        <w:ind w:left="6480" w:hanging="360"/>
+      </w:pPr>
+      <w:rPr>
+        <w:rFonts w:ascii="Wingdings" w:hAnsi="Wingdings" w:hint="default"/>
+      </w:rPr>
+    </w:lvl>
+  </w:abstractNum>
+  <w:abstractNum w:abstractNumId="3" w15:restartNumberingAfterBreak="0">
     <w:nsid w:val="589B6F03"/>
     <w:multiLevelType w:val="hybridMultilevel"/>
     <w:tmpl w:val="0330B61A"/>
@@ -5335,7 +4411,7 @@
       </w:rPr>
     </w:lvl>
   </w:abstractNum>
-  <w:abstractNum w:abstractNumId="3" w15:restartNumberingAfterBreak="0">
+  <w:abstractNum w:abstractNumId="4" w15:restartNumberingAfterBreak="0">
     <w:nsid w:val="5A5E1081"/>
     <w:multiLevelType w:val="hybridMultilevel"/>
     <w:tmpl w:val="13B45CA0"/>
@@ -5424,7 +4500,7 @@
       </w:pPr>
     </w:lvl>
   </w:abstractNum>
-  <w:abstractNum w:abstractNumId="4" w15:restartNumberingAfterBreak="0">
+  <w:abstractNum w:abstractNumId="5" w15:restartNumberingAfterBreak="0">
     <w:nsid w:val="70BF24C5"/>
     <w:multiLevelType w:val="hybridMultilevel"/>
     <w:tmpl w:val="A432A67A"/>
@@ -5535,19 +4611,22 @@
     </w:lvl>
   </w:abstractNum>
   <w:num w:numId="1" w16cid:durableId="1107391040">
-    <w:abstractNumId w:val="2"/>
+    <w:abstractNumId w:val="3"/>
   </w:num>
   <w:num w:numId="2" w16cid:durableId="764884045">
     <w:abstractNumId w:val="0"/>
   </w:num>
   <w:num w:numId="3" w16cid:durableId="1784300625">
-    <w:abstractNumId w:val="3"/>
+    <w:abstractNumId w:val="4"/>
   </w:num>
   <w:num w:numId="4" w16cid:durableId="248002868">
     <w:abstractNumId w:val="1"/>
   </w:num>
   <w:num w:numId="5" w16cid:durableId="1281304704">
-    <w:abstractNumId w:val="4"/>
+    <w:abstractNumId w:val="5"/>
+  </w:num>
+  <w:num w:numId="6" w16cid:durableId="762914406">
+    <w:abstractNumId w:val="2"/>
   </w:num>
 </w:numbering>
 </file>
@@ -6155,6 +5234,7 @@
   <w:style w:type="character" w:default="1" w:styleId="DefaultParagraphFont">
     <w:name w:val="Default Paragraph Font"/>
     <w:uiPriority w:val="1"/>
+    <w:semiHidden/>
     <w:unhideWhenUsed/>
   </w:style>
   <w:style w:type="table" w:default="1" w:styleId="TableNormal">
